--- a/files/damumed-band-otchet-bez-ru.docx
+++ b/files/damumed-band-otchet-bez-ru.docx
@@ -774,7 +774,7 @@
               <w:rPr>
                 <w:sz w:val="18"/>
               </w:rPr>
-              <w:t>только розница; поликлиники недоступны (раздел 6)</w:t>
+              <w:t>розница — основной; поликлиники — трек с оговоркой: закуп возможен, официальное наблюдение — нет (раздел 6)</w:t>
             </w:r>
           </w:p>
         </w:tc>
@@ -867,10 +867,10 @@
         <w:rPr>
           <w:b/>
         </w:rPr>
-        <w:t>Канал поликлиник закрыт.</w:t>
+        <w:t>Канал поликлиник урезан до рискового трека.</w:t>
       </w:r>
       <w:r>
-        <w:t xml:space="preserve"> Дистанционное наблюдение как медицинская услуга требует сертифицированного носимого медицинского устройства (пункт 5 Требований приказа № ҚР ДСМ-39, пункт 7 статьи 60 Кодекса — дословно в разделе 6). Без удостоверения браслет не встаёт в контур наблюдения, не работает на программу управления заболеваниями и не приносит поликлинике баллов стимулирующего компонента. 70% партии варианта А продавались именно туда.</w:t>
+        <w:t xml:space="preserve"> Закупить браслеты поликлиника может — это обычный товар. Но дистанционное наблюдение как медицинская услуга требует сертифицированного носимого медицинского устройства (пункт 5 Требований приказа № ҚР ДСМ-39, пункт 7 статьи 60 Кодекса — дословно в разделе 6): без удостоверения данные браслета не принимаются в контур наблюдения, программа управления заболеваниями с ними не работает, баллов стимулирующего компонента нет. Мотивация закупа поэтому слабая и юридически уязвимая; трек сохранён в варианте как опция (раздел 4.2), но в базовый расчёт не включён.</w:t>
       </w:r>
     </w:p>
     <w:p>
@@ -1930,6 +1930,48 @@
     </w:p>
     <w:p>
       <w:pPr>
+        <w:pStyle w:val="Heading3"/>
+      </w:pPr>
+      <w:r>
+        <w:rPr>
+          <w:color w:val="177A50"/>
+        </w:rPr>
+        <w:t>4.2 Поликлиники — трек с оговоркой ⚠️</w:t>
+      </w:r>
+    </w:p>
+    <w:p>
+      <w:r>
+        <w:t xml:space="preserve">Трек сохраняется в варианте, но с ремаркой: </w:t>
+      </w:r>
+      <w:r>
+        <w:rPr>
+          <w:b/>
+        </w:rPr>
+        <w:t>это рисковый трек, а не опора модели.</w:t>
+      </w:r>
+    </w:p>
+    <w:p>
+      <w:r>
+        <w:t>Что возможно без удостоверения. Поликлиника вправе закупить браслеты как обычные устройства — 6 900 тенге за штуку или в рассрочку 640 тенге в месяц — и раздать пациентам в рамках программ приверженности и пациентоориентированности: напоминания об измерениях и лекарствах, дневник самочувствия, отчёт, который пациент показывает врачу на приёме. Ручной ввод данных пациентом прямо разрешён пунктом 5 Требований.</w:t>
+      </w:r>
+    </w:p>
+    <w:p>
+      <w:r>
+        <w:t>Чего трек не даёт. Официального дистанционного наблюдения нет: данные не идут в медицинскую цифровую систему автоматически, наблюдение не засчитывается, баллов стимулирующего компонента нет, требования приказа № ҚР ДСМ-39 закупом не исполняются.</w:t>
+      </w:r>
+    </w:p>
+    <w:p>
+      <w:r>
+        <w:t>В чём риск. Во-первых, мотивация: без баллов и без исполнения приказа главному врачу трудно обосновать закуп — спрос трека не подтверждён вдвойне. Во-вторых, право: закупка немедицинского устройства государственной медорганизацией под медицинские по сути задачи уязвима при проверке; нужна юридическая проработка рамки закупа («программа приверженности», платные услуги, попечительские средства). До юридического заключения и двух-трёх разговоров с главными врачами трек в расчёты не закладывать.</w:t>
+      </w:r>
+    </w:p>
+    <w:p>
+      <w:r>
+        <w:t>Экономика трека. Если он всё же состоится, финансово он слабее розницы: маржа с устройства по цене 6 900 тенге — около 2 750 тенге против 8 900 в рознице, а подписку пациенты поликлиник вряд ли платят. Сценарий «70% розница + 30% поликлиники» даёт плюс 52,3 млн тенге к 24-му месяцу против плюс 79,1 у чисто розничного — трек не улучшает экономику, он страхует спрос (3 000 устройств уходят закупом, а не поштучно). Это и есть его роль: подушка на случай слабой розницы.</w:t>
+      </w:r>
+    </w:p>
+    <w:p>
+      <w:pPr>
         <w:pStyle w:val="Heading2"/>
       </w:pPr>
       <w:r>
@@ -2353,10 +2395,10 @@
         <w:rPr>
           <w:b/>
         </w:rPr>
-        <w:t>Поликлиника теряет все причины покупать.</w:t>
+        <w:t>Мотивация поликлиники резко ослаблена.</w:t>
       </w:r>
       <w:r>
-        <w:t xml:space="preserve"> Наблюдение не засчитывается, программа управления заболеваниями не работает с этими данными, стимулирующий компонент (50 баллов за динамическое наблюдение) не задействуется, требования приказа № ҚР ДСМ-39 браслетом не исполняются.</w:t>
+        <w:t xml:space="preserve"> Сам закуп браслетов не запрещён — это обычный товар. Но наблюдение по ним не засчитывается, программа управления заболеваниями с этими данными не работает, стимулирующий компонент (50 баллов за динамическое наблюдение) не задействуется, требования приказа № ҚР ДСМ-39 закупом не исполняются. Поликлиничный трек поэтому возможен только в рамке «программы приверженности» и с юридической проработкой — как рисковая опция (раздел 4.2).</w:t>
       </w:r>
     </w:p>
     <w:p>
@@ -3954,6 +3996,44 @@
               <w:rPr>
                 <w:sz w:val="18"/>
               </w:rPr>
+              <w:t>70% розница + 30% поликлиники (закуп 6 900 ₸; рисковый трек — раздел 4.2)</w:t>
+            </w:r>
+          </w:p>
+        </w:tc>
+        <w:tc>
+          <w:tcPr>
+            <w:tcW w:type="dxa" w:w="4986"/>
+          </w:tcPr>
+          <w:p>
+            <w:r>
+              <w:rPr>
+                <w:sz w:val="18"/>
+              </w:rPr>
+            </w:r>
+            <w:r>
+              <w:rPr>
+                <w:sz w:val="18"/>
+              </w:rPr>
+              <w:t>+52,3 млн ₸</w:t>
+            </w:r>
+          </w:p>
+        </w:tc>
+      </w:tr>
+      <w:tr>
+        <w:tc>
+          <w:tcPr>
+            <w:tcW w:type="dxa" w:w="4986"/>
+          </w:tcPr>
+          <w:p>
+            <w:r>
+              <w:rPr>
+                <w:sz w:val="18"/>
+              </w:rPr>
+            </w:r>
+            <w:r>
+              <w:rPr>
+                <w:sz w:val="18"/>
+              </w:rPr>
               <w:t>Продажи растянулись на 18 месяцев вместо 12</w:t>
             </w:r>
           </w:p>
@@ -4270,6 +4350,62 @@
                 <w:sz w:val="18"/>
               </w:rPr>
               <w:t>пилот 500 штук через Eternity до заказа 10 000; жёсткий критерий продолжения (продажи пилота, конверсия канала); партия заказывается только после пилота</w:t>
+            </w:r>
+          </w:p>
+        </w:tc>
+      </w:tr>
+      <w:tr>
+        <w:tc>
+          <w:tcPr>
+            <w:tcW w:type="dxa" w:w="3324"/>
+          </w:tcPr>
+          <w:p>
+            <w:r>
+              <w:rPr>
+                <w:sz w:val="18"/>
+              </w:rPr>
+            </w:r>
+            <w:r>
+              <w:rPr>
+                <w:sz w:val="18"/>
+              </w:rPr>
+              <w:t>Поликлиничный трек: слабая мотивация закупа и уязвимость при проверке</w:t>
+            </w:r>
+          </w:p>
+        </w:tc>
+        <w:tc>
+          <w:tcPr>
+            <w:tcW w:type="dxa" w:w="3324"/>
+          </w:tcPr>
+          <w:p>
+            <w:r>
+              <w:rPr>
+                <w:sz w:val="18"/>
+              </w:rPr>
+            </w:r>
+            <w:r>
+              <w:rPr>
+                <w:sz w:val="18"/>
+              </w:rPr>
+              <w:t>средний; трек — опция, не опора</w:t>
+            </w:r>
+          </w:p>
+        </w:tc>
+        <w:tc>
+          <w:tcPr>
+            <w:tcW w:type="dxa" w:w="3324"/>
+          </w:tcPr>
+          <w:p>
+            <w:r>
+              <w:rPr>
+                <w:sz w:val="18"/>
+              </w:rPr>
+            </w:r>
+            <w:r>
+              <w:rPr>
+                <w:sz w:val="18"/>
+              </w:rPr>
+              <w:t>юридическое заключение о рамке закупа («программа приверженности»); два-три разговора с главными врачами; в базовый расчёт не включать</w:t>
             </w:r>
           </w:p>
         </w:tc>
@@ -5048,7 +5184,7 @@
               <w:rPr>
                 <w:sz w:val="18"/>
               </w:rPr>
-              <w:t>только розница</w:t>
+              <w:t>розница + поликлиники с оговоркой (без официального наблюдения — рисковый трек)</w:t>
             </w:r>
           </w:p>
         </w:tc>
@@ -5105,7 +5241,7 @@
               <w:rPr>
                 <w:sz w:val="18"/>
               </w:rPr>
-              <w:t>нет; точка безубыточности — 50% партии</w:t>
+              <w:t>частичная — если рисковый поликлиничный трек состоится; безубыточность — 50% партии</w:t>
             </w:r>
           </w:p>
         </w:tc>

--- a/files/damumed-band-otchet-bez-ru.docx
+++ b/files/damumed-band-otchet-bez-ru.docx
@@ -21,7 +21,7 @@
         <w:rPr>
           <w:color w:val="177A50"/>
         </w:rPr>
-        <w:t>Полный аналитический отчёт для совладельцев. Вариант Б: устройство общего благополучия</w:t>
+        <w:t>Полный аналитический отчёт для совладельцев. Вариант Б: тот же продукт, без регистрационного удостоверения</w:t>
       </w:r>
     </w:p>
     <w:p>
@@ -31,16 +31,25 @@
     </w:p>
     <w:p>
       <w:r>
-        <w:t xml:space="preserve">Документ описывает альтернативную стратегию запуска: браслет выпускается и продаётся </w:t>
+        <w:t xml:space="preserve">Вариант Б отличается от варианта А ровно одним: </w:t>
       </w:r>
       <w:r>
         <w:rPr>
           <w:b/>
         </w:rPr>
-        <w:t>без регистрации как медицинское изделие</w:t>
+        <w:t>устройство не регистрируется как медицинское изделие</w:t>
       </w:r>
       <w:r>
-        <w:t xml:space="preserve"> — как устройство общего благополучия. Парный документ — полный отчёт по варианту А (запуск с регистрационным удостоверением); исследовательская база у двух вариантов общая (производство, рынок, приложения конкурентов), различия — в каналах, правовой рамке, сроках и экономике. Раздел 11 сводит оба варианта в одно сравнение.</w:t>
+        <w:t xml:space="preserve">. Продукт, цены и пути продаж — те же: браслет без экрана, раздел пациента в приложении Damumed, панель врача, поликлиники как основной канал и розница как второй. Через весь документ проходит одна сквозная оговорка — </w:t>
+      </w:r>
+      <w:r>
+        <w:rPr>
+          <w:b/>
+        </w:rPr>
+        <w:t>оговорка о приказе</w:t>
+      </w:r>
+      <w:r>
+        <w:t>: приказ Минздрава № ҚР ДСМ-39 допускает официальное дистанционное наблюдение только по сертифицированным носимым медицинским устройствам, поэтому весь поликлиничный контур варианта Б работает вне официального зачёта и несёт правовой риск. Дословные нормы — в разделе 6, влияние на экономику — в разделе 8.</w:t>
       </w:r>
     </w:p>
     <w:p>
@@ -67,7 +76,7 @@
     </w:p>
     <w:p>
       <w:r>
-        <w:t>Заказать в Китае контрактное производство браслета без экрана под маркой Damumed и продавать его в розницу — через приложение Damumed и Kaspi — как устройство для личного контроля показателей здоровья, без регистрации медицинского изделия. Деньги брать с продаж устройства и розничной подписки. Продажи начинаются примерно через полгода после контракта, а не через полтора.</w:t>
+        <w:t>Заказать в Китае контрактное производство браслета без экрана под маркой Damumed и запустить те же две модели продаж, что и в варианте с регистрацией, — поликлиники (мониторинг пациентов с хроническими заболеваниями) и розница, — но без регистрации медицинского изделия. Продажи начинаются примерно через полгода после контракта, а не через полтора. Плата за скорость — оговорка о приказе: официального зачёта дистанционного наблюдения у поликлиник не будет, пока у устройства нет удостоверения.</w:t>
       </w:r>
     </w:p>
     <w:p>
@@ -166,7 +175,7 @@
               <w:rPr>
                 <w:sz w:val="18"/>
               </w:rPr>
-              <w:t>10 000 штук</w:t>
+              <w:t>10 000 штук (70% поликлиники, 30% розница — как в варианте А)</w:t>
             </w:r>
           </w:p>
         </w:tc>
@@ -490,7 +499,7 @@
               <w:rPr>
                 <w:sz w:val="18"/>
               </w:rPr>
-              <w:t>Маржа с устройства после комиссии канала</w:t>
+              <w:t>Браслет поликлинике</w:t>
             </w:r>
           </w:p>
         </w:tc>
@@ -508,7 +517,7 @@
               <w:rPr>
                 <w:sz w:val="18"/>
               </w:rPr>
-              <w:t>около 8 900 тенге</w:t>
+              <w:t>6 900 тенге (или рассрочка 640 тенге × 12)</w:t>
             </w:r>
           </w:p>
         </w:tc>
@@ -528,7 +537,7 @@
               <w:rPr>
                 <w:sz w:val="18"/>
               </w:rPr>
-              <w:t>Старт продаж</w:t>
+              <w:t>Модуль наблюдения для поликлиники</w:t>
             </w:r>
           </w:p>
         </w:tc>
@@ -546,7 +555,7 @@
               <w:rPr>
                 <w:sz w:val="18"/>
               </w:rPr>
-              <w:t>месяц 6 от контракта</w:t>
+              <w:t>0 тенге — внутренняя цена 500 тенге в аренде МИС</w:t>
             </w:r>
           </w:p>
         </w:tc>
@@ -566,7 +575,7 @@
               <w:rPr>
                 <w:sz w:val="18"/>
               </w:rPr>
-              <w:t>Результат к 24-му месяцу (партия распродана за 12 месяцев)</w:t>
+              <w:t>Старт продаж</w:t>
             </w:r>
           </w:p>
         </w:tc>
@@ -584,7 +593,7 @@
               <w:rPr>
                 <w:sz w:val="18"/>
               </w:rPr>
-              <w:t>плюс 79 млн тенге</w:t>
+              <w:t>месяц 6 от контракта</w:t>
             </w:r>
           </w:p>
         </w:tc>
@@ -604,7 +613,7 @@
               <w:rPr>
                 <w:sz w:val="18"/>
               </w:rPr>
-              <w:t>Точка окупаемости</w:t>
+              <w:t>Результат к 24-му месяцу (оба канала по плану)</w:t>
             </w:r>
           </w:p>
         </w:tc>
@@ -622,7 +631,7 @@
               <w:rPr>
                 <w:sz w:val="18"/>
               </w:rPr>
-              <w:t>11-й месяц</w:t>
+              <w:t>плюс 76,2 млн тенге</w:t>
             </w:r>
           </w:p>
         </w:tc>
@@ -642,7 +651,7 @@
               <w:rPr>
                 <w:sz w:val="18"/>
               </w:rPr>
-              <w:t>Подписочная выручка при распроданной партии</w:t>
+              <w:t>Точка окупаемости</w:t>
             </w:r>
           </w:p>
         </w:tc>
@@ -660,7 +669,7 @@
               <w:rPr>
                 <w:sz w:val="18"/>
               </w:rPr>
-              <w:t>около 2,1 млн тенге в месяц</w:t>
+              <w:t>9-й месяц</w:t>
             </w:r>
           </w:p>
         </w:tc>
@@ -680,7 +689,7 @@
               <w:rPr>
                 <w:sz w:val="18"/>
               </w:rPr>
-              <w:t>Точка безубыточности по спросу</w:t>
+              <w:t>Повторная выручка при распроданной партии</w:t>
             </w:r>
           </w:p>
         </w:tc>
@@ -698,7 +707,7 @@
               <w:rPr>
                 <w:sz w:val="18"/>
               </w:rPr>
-              <w:t>продана половина партии за 24 месяца</w:t>
+              <w:t>около 4,1 млн тенге в месяц</w:t>
             </w:r>
           </w:p>
         </w:tc>
@@ -718,7 +727,7 @@
               <w:rPr>
                 <w:sz w:val="18"/>
               </w:rPr>
-              <w:t>Предельная закупочная цена, при которой проект в плюсе</w:t>
+              <w:t>Главный риск</w:t>
             </w:r>
           </w:p>
         </w:tc>
@@ -736,7 +745,7 @@
               <w:rPr>
                 <w:sz w:val="18"/>
               </w:rPr>
-              <w:t>выше 17 долларов</w:t>
+              <w:t>оговорка о приказе: если поликлиничный контур не устоит — до минус 31,8 млн</w:t>
             </w:r>
           </w:p>
         </w:tc>
@@ -756,7 +765,7 @@
               <w:rPr>
                 <w:sz w:val="18"/>
               </w:rPr>
-              <w:t>Каналы</w:t>
+              <w:t>Срок регистрации</w:t>
             </w:r>
           </w:p>
         </w:tc>
@@ -774,7 +783,7 @@
               <w:rPr>
                 <w:sz w:val="18"/>
               </w:rPr>
-              <w:t>розница — основной; поликлиники — трек с оговоркой: закуп возможен, официальное наблюдение — нет (раздел 6)</w:t>
+              <w:t>нет; возможна вторым этапом в любой момент</w:t>
             </w:r>
           </w:p>
         </w:tc>
@@ -803,7 +812,7 @@
         <w:t>Скорость.</w:t>
       </w:r>
       <w:r>
-        <w:t xml:space="preserve"> Без регистрации между контрактом и первой продажей — только образцы, производство и доставка: продажи с 6-го месяца против 16-го в варианте с удостоверением. Проект на десять месяцев раньше начинает возвращать деньги.</w:t>
+        <w:t xml:space="preserve"> Без регистрации между контрактом и первой продажей — только образцы, производство и доставка: продажи с 6-го месяца. Окупаемость — 9-й месяц: проект возвращает деньги раньше, чем в варианте с регистрацией появилась бы первая выручка.</w:t>
       </w:r>
     </w:p>
     <w:p>
@@ -817,7 +826,7 @@
         <w:t>Вложения меньше на 15 млн тенге.</w:t>
       </w:r>
       <w:r>
-        <w:t xml:space="preserve"> Из расчёта уходит весь бюджет регистрации; вне партии остаются только образцы и поездка на завод.</w:t>
+        <w:t xml:space="preserve"> Из расчёта уходит весь бюджет регистрации; вне партии остаются только образцы и поездка на завод — 43 млн вместо 58.</w:t>
       </w:r>
     </w:p>
     <w:p>
@@ -828,10 +837,10 @@
         <w:rPr>
           <w:b/>
         </w:rPr>
-        <w:t>Запас по закупочной цене становится практически неограниченным.</w:t>
+        <w:t>Экономика та же, но раньше.</w:t>
       </w:r>
       <w:r>
-        <w:t xml:space="preserve"> В рознице маржа с устройства около 8 900 тенге: проект остаётся в плюсе даже при цене завода выше 17 долларов — реальный риск смещается с цены завода на спрос.</w:t>
+        <w:t xml:space="preserve"> Каналы, цены и повторная выручка (4,1 млн тенге в месяц) совпадают с вариантом А; выигрыш даёт время: плюс 76,2 млн тенге к 24-му месяцу против плюс 20 — почти целиком за счёт десяти лишних месяцев продаж.</w:t>
       </w:r>
     </w:p>
     <w:p>
@@ -842,10 +851,10 @@
         <w:rPr>
           <w:b/>
         </w:rPr>
-        <w:t>Живая проверка спроса и ношения.</w:t>
+        <w:t>Регистрация не сгорает.</w:t>
       </w:r>
       <w:r>
-        <w:t xml:space="preserve"> За год розничных продаж накапливаются данные, которых нет ни в одном исследовании: реальная конверсия канала Damumed, доля ночей с данными, отток. С ними решение о регистрации (если к ней возвращаться) принимается не на прогнозах.</w:t>
+        <w:t xml:space="preserve"> Прошивка, датчики и интеграция не меняются; вернуться к удостоверению можно в любой момент вторым этапом — уже на фактических данных о спросе и ношении.</w:t>
       </w:r>
     </w:p>
     <w:p>
@@ -856,7 +865,7 @@
         <w:rPr>
           <w:color w:val="177A50"/>
         </w:rPr>
-        <w:t>1.4 Чем за это заплачено</w:t>
+        <w:t>1.4 Чем за это заплачено — оговорка о приказе</w:t>
       </w:r>
     </w:p>
     <w:p>
@@ -867,10 +876,10 @@
         <w:rPr>
           <w:b/>
         </w:rPr>
-        <w:t>Канал поликлиник урезан до рискового трека.</w:t>
+        <w:t>Официального дистанционного наблюдения нет.</w:t>
       </w:r>
       <w:r>
-        <w:t xml:space="preserve"> Закупить браслеты поликлиника может — это обычный товар. Но дистанционное наблюдение как медицинская услуга требует сертифицированного носимого медицинского устройства (пункт 5 Требований приказа № ҚР ДСМ-39, пункт 7 статьи 60 Кодекса — дословно в разделе 6): без удостоверения данные браслета не принимаются в контур наблюдения, программа управления заболеваниями с ними не работает, баллов стимулирующего компонента нет. Мотивация закупа поэтому слабая и юридически уязвимая; трек сохранён в варианте как опция (раздел 4.2), но в базовый расчёт не включён.</w:t>
+        <w:t xml:space="preserve"> Пункт 5 Требований приказа № ҚР ДСМ-39 допускает автоматическое получение данных врачом только с носимых медицинских устройств, сертифицированных согласно пункту 7 статьи 60 Кодекса (дословно — раздел 6). Без удостоверения: наблюдение не засчитывается, данные не идут в медицинские цифровые системы, баллов стимулирующего компонента нет, требования приказа закупом не исполняются.</w:t>
       </w:r>
     </w:p>
     <w:p>
@@ -881,10 +890,10 @@
         <w:rPr>
           <w:b/>
         </w:rPr>
-        <w:t>Право говорить о медицине потеряно.</w:t>
+        <w:t>Поликлиничный канал юридически уязвим.</w:t>
       </w:r>
       <w:r>
-        <w:t xml:space="preserve"> Ни «медицинское изделие», ни «врач наблюдает», ни «контроль заболевания» — только язык благополучия: самочувствие, сон, активность. Главный рекламный аргумент варианта А («медизделие дешевле фитнес-браслета») недоступен.</w:t>
+        <w:t xml:space="preserve"> Продавать поликлиникам можно — браслет закупается как обычное устройство под программы приверженности, панель врача работает как информационный сервис. Но мотивация закупа ослаблена (нет баллов и зачёта), а закупка немедицинского устройства под медицинские по сути задачи уязвима при проверке. 70% партии стоит на этом допущении: если контур не устоит, результат — до минус 31,8 млн тенге (раздел 8.4).</w:t>
       </w:r>
     </w:p>
     <w:p>
@@ -895,10 +904,10 @@
         <w:rPr>
           <w:b/>
         </w:rPr>
-        <w:t>Дифференциатора нет.</w:t>
+        <w:t>Право говорить о медицине потеряно.</w:t>
       </w:r>
       <w:r>
-        <w:t xml:space="preserve"> На полке Kaspi браслет конкурирует с Xiaomi и Huawei без статуса, которым выделялся вариант А. Остаются два аргумента: цена и глубокая интеграция с приложением, где уже 5,3 млн пациентов.</w:t>
+        <w:t xml:space="preserve"> В публичном маркетинге — только язык благополучия; аргумент «медизделие дешевле фитнес-браслета» недоступен.</w:t>
       </w:r>
     </w:p>
     <w:p>
@@ -909,24 +918,10 @@
         <w:rPr>
           <w:b/>
         </w:rPr>
-        <w:t>Барьера для конкурентов нет.</w:t>
+        <w:t>Барьера для конкурентов нет</w:t>
       </w:r>
       <w:r>
-        <w:t xml:space="preserve"> Повторить «браслет плюс приложение» может любой крупный игрок; в варианте А копирование стоило конкуренту 18 месяцев регистрации.</w:t>
-      </w:r>
-    </w:p>
-    <w:p>
-      <w:r>
-        <w:t xml:space="preserve">5. </w:t>
-      </w:r>
-      <w:r>
-        <w:rPr>
-          <w:b/>
-        </w:rPr>
-        <w:t>Весь проект зависит от розничного спроса.</w:t>
-      </w:r>
-      <w:r>
-        <w:t xml:space="preserve"> Точка безубыточности — продать половину партии за два года. В варианте А спрос был подстрахован закупом поликлиник.</w:t>
+        <w:t>, и ниша «единственного носимого медизделия» остаётся свободной для любого, кто начнёт регистрацию раньше.</w:t>
       </w:r>
     </w:p>
     <w:p>
@@ -942,31 +937,22 @@
     </w:p>
     <w:p>
       <w:r>
-        <w:t xml:space="preserve">1. Рассматривать вариант Б не как отказ от медицинской стратегии, а как </w:t>
-      </w:r>
-      <w:r>
-        <w:rPr>
-          <w:b/>
-        </w:rPr>
-        <w:t>возможный первый этап</w:t>
-      </w:r>
-      <w:r>
-        <w:t>: быстрый запуск в рознице, проверка спроса и ношения, и параллельно — решение о регистрации по фактическим данным. Выбор завода при этом делать так, чтобы путь к удостоверению остался открытым (раздел 5).</w:t>
+        <w:t>1. До заказа партии снять оговорку о приказе настолько, насколько это возможно без регистрации: юридическое заключение о рамке закупа и работе панели врача («программа приверженности», информационный сервис вне контура дистанционных медуслуг) и два-три разговора с главными врачами — готовы ли они закупать без зачёта наблюдения и баллов.</w:t>
       </w:r>
     </w:p>
     <w:p>
       <w:r>
-        <w:t>2. Утвердить цены: розница 14 990 тенге, подписка 690 тенге в месяц.</w:t>
+        <w:t>2. Утвердить цены варианта А без изменений: розница 14 990, подписка 690, поликлинике 6 900 (рассрочка 640 × 12), модуль наблюдения 0 тенге с внутренней ценой 500 тенге в аренде МИС.</w:t>
       </w:r>
     </w:p>
     <w:p>
       <w:r>
-        <w:t>3. До заказа партии получить предварительное решение о коде товарной номенклатуры (без медицинского статуса код и пошлина могут отличаться — раздел 6.5) и заключение юриста о формулировках упаковки и маркетинга (граница медизделия — раздел 6.1).</w:t>
+        <w:t>3. Завод выбирать с сохранением пути к удостоверению (система качества, технический файл — раздел 5): регистрация вторым этапом остаётся самым вероятным продолжением.</w:t>
       </w:r>
     </w:p>
     <w:p>
       <w:r>
-        <w:t>4. Спланировать маркетинг под язык благополучия и проверить его юристом до печати упаковки: одна неверная формулировка превращает устройство в незарегистрированное медизделие со всеми последствиями.</w:t>
+        <w:t>4. Юридическая вычитка всех публичных текстов: одна медицинская формулировка превращает устройство в незарегистрированное медизделие.</w:t>
       </w:r>
     </w:p>
     <w:p>
@@ -993,7 +979,7 @@
         <w:pStyle w:val="ListBullet"/>
       </w:pPr>
       <w:r>
-        <w:t>Подтверждение, что раздел «Показатели здоровья» в приложении делает команда Damumed в рамках текущих ресурсов (без этого решения экономика другая).</w:t>
+        <w:t>Подтверждение, что программную часть (раздел пациента и панель врача) делает команда Damumed в рамках текущих ресурсов.</w:t>
       </w:r>
     </w:p>
     <w:p>
@@ -1001,7 +987,15 @@
         <w:pStyle w:val="ListBullet"/>
       </w:pPr>
       <w:r>
-        <w:t>Позиция по стратегии: Б как самостоятельный путь или Б как этап 1 перед регистрацией. От этого зависит выбор завода и глубина вложений в качество данных.</w:t>
+        <w:t>Доступ к двум-трём главным врачам для проверки готовности закупать браслеты без официального зачёта наблюдения — это главная проверка всего варианта.</w:t>
+      </w:r>
+    </w:p>
+    <w:p>
+      <w:pPr>
+        <w:pStyle w:val="ListBullet"/>
+      </w:pPr>
+      <w:r>
+        <w:t>Позиция по регистрации вторым этапом: держим путь открытым (влияет на выбор завода).</w:t>
       </w:r>
     </w:p>
     <w:p>
@@ -1023,26 +1017,17 @@
         <w:rPr>
           <w:color w:val="177A50"/>
         </w:rPr>
-        <w:t>2.1 Форм-фактор и позиционирование</w:t>
+        <w:t>2.1 Продукт тот же</w:t>
       </w:r>
     </w:p>
     <w:p>
       <w:r>
-        <w:t xml:space="preserve">Железо то же, что в варианте А: браслет без экрана, глухой корпус, круглосуточное ношение, вся ценность в приложении. Меняется рамка: продаётся не «инструмент врача», а </w:t>
-      </w:r>
-      <w:r>
-        <w:rPr>
-          <w:b/>
-        </w:rPr>
-        <w:t>личный контроль показателей здоровья в привычном приложении Damumed</w:t>
-      </w:r>
-      <w:r>
-        <w:t xml:space="preserve"> — сон, пульс, кислород, активность, личные коридоры нормы и понятные объяснения на русском и казахском.</w:t>
+        <w:t>Браслет без экрана круглосуточного ношения: глухой корпус, вся ценность в программной части. Датчик на руке → данные в приложении Damumed → панель врача. Пациент видит свои показатели и личные коридоры нормы, врач — список наблюдаемых со светофором. Состав измерений: пульс и пульс покоя, вариабельность ритма, насыщение крови кислородом, частота дыхания как тренд, температура кожи как отклонение от базовой линии, сон по фазам, шаги и активность.</w:t>
       </w:r>
     </w:p>
     <w:p>
       <w:r>
-        <w:t>Формула позиционирования: «знай свою норму». Устройство помогает человеку видеть собственные тренды и вовремя замечать отклонения — а что с ними делать, человек решает сам, в том числе показав данные своему врачу.</w:t>
+        <w:t>Единственное отличие от варианта А — правовой статус: устройство продаётся как устройство общего благополучия, без регистрационного удостоверения.</w:t>
       </w:r>
     </w:p>
     <w:p>
@@ -1053,12 +1038,49 @@
         <w:rPr>
           <w:color w:val="177A50"/>
         </w:rPr>
-        <w:t>2.2 Что измеряет</w:t>
+        <w:t>2.2 Как это меняет слова, но не продукт</w:t>
       </w:r>
     </w:p>
     <w:p>
+      <w:pPr>
+        <w:pStyle w:val="ListBullet"/>
+      </w:pPr>
       <w:r>
-        <w:t>Состав датчиков и показателей идентичен варианту А: пульс и пульс покоя, вариабельность ритма, насыщение крови кислородом, частота дыхания как тренд, температура кожи как отклонение от базовой линии, сон по фазам, шаги и активность. Требование к заводу то же: полный доступ к данным без облака производителя.</w:t>
+        <w:rPr>
+          <w:b/>
+        </w:rPr>
+        <w:t>Для рынка (публичный маркетинг)</w:t>
+      </w:r>
+      <w:r>
+        <w:t xml:space="preserve"> — язык благополучия: самочувствие, сон, активность, «знай свою норму». Запрещены «медицинское изделие», «диагностика», «выявление аритмии», «контроль заболевания», названия болезней в связке с функциями.</w:t>
+      </w:r>
+    </w:p>
+    <w:p>
+      <w:pPr>
+        <w:pStyle w:val="ListBullet"/>
+      </w:pPr>
+      <w:r>
+        <w:rPr>
+          <w:b/>
+        </w:rPr>
+        <w:t>Для поликлиник (договорная рамка)</w:t>
+      </w:r>
+      <w:r>
+        <w:t xml:space="preserve"> — «программа приверженности и пациентоориентированности»: напоминания об измерениях и лекарствах, дневник, отчёты, панель как информационный сервис. Без обещания зачёта дистанционного наблюдения — его не будет до удостоверения (оговорка о приказе, раздел 6).</w:t>
+      </w:r>
+    </w:p>
+    <w:p>
+      <w:pPr>
+        <w:pStyle w:val="ListBullet"/>
+      </w:pPr>
+      <w:r>
+        <w:rPr>
+          <w:b/>
+        </w:rPr>
+        <w:t>Внутри продукта</w:t>
+      </w:r>
+      <w:r>
+        <w:t xml:space="preserve"> — формулировки выверяются юристом: «пульс выше вашего обычного» — можно; «признак ухудшения, сообщите врачу» — уже медицинская интерпретация.</w:t>
       </w:r>
     </w:p>
     <w:p>
@@ -1069,17 +1091,12 @@
         <w:rPr>
           <w:color w:val="177A50"/>
         </w:rPr>
-        <w:t>2.3 Чего браслет не делает — и что о нём нельзя говорить</w:t>
+        <w:t>2.3 Чего браслет не делает</w:t>
       </w:r>
     </w:p>
     <w:p>
       <w:r>
-        <w:t>Физические ограничения те же, что в варианте А: не измеряет давление и глюкозу, не заменяет холтер, кислород на запястье — тренд, а не клинический оксиметр.</w:t>
-      </w:r>
-    </w:p>
-    <w:p>
-      <w:r>
-        <w:t>К ним добавляются ограничения правовые. Пока устройство не зарегистрировано, его назначение — общее благополучие, и это назначение определяется формулировками производителя (раздел 6.1). Поэтому в упаковке, приложении, рекламе и на страницах магазинов запрещены: «медицинское изделие», «диагностика», «выявление аритмии», «контроль заболевания», «врач наблюдает за вами», названия болезней в связке с функциями устройства. Разрешено: самочувствие, сон, восстановление, активность, личная норма, «поделитесь данными с врачом, если посчитаете нужным».</w:t>
+        <w:t>Не измеряет артериальное давление (оптические методы без манжеты не признаны) и глюкозу, не заменяет холтер; кислород на запястье — тренд, а не клинический оксиметр. Давление и вес вносятся вручную в дневник — и пациентом это делать прямо разрешено (раздел 6.2). Обещание, которого прибор не выполняет, стоит дороже любой маржи.</w:t>
       </w:r>
     </w:p>
     <w:p>
@@ -1090,22 +1107,22 @@
         <w:rPr>
           <w:color w:val="177A50"/>
         </w:rPr>
-        <w:t>2.4 Этапность продукта</w:t>
+        <w:t>2.4 Этапность</w:t>
       </w:r>
     </w:p>
     <w:p>
       <w:r>
-        <w:t>1. Розничная версия: браслет плюс раздел «Показатели здоровья» в приложении Damumed — личные коридоры, сон, пульс, дневник самочувствия, отчёт для себя.</w:t>
+        <w:t>1. Запуск: браслет + раздел пациента + панель врача (информационный сервис), поликлиники и розница одновременно с месяца 6.</w:t>
       </w:r>
     </w:p>
     <w:p>
       <w:r>
-        <w:t>2. Расширенная подписка: длинные тренды, отчёт за период, расширенные объяснения.</w:t>
+        <w:t>2. Наполнение: отчёты для программ приверженности, совместный доступ для семьи, расширенная розничная подписка.</w:t>
       </w:r>
     </w:p>
     <w:p>
       <w:r>
-        <w:t>3. Возможный этап 2 — регистрация медизделия по фактическим данным первого года (пилотный спрос, доля ночей с данными, отток) и открытие канала поликлиник. Технически прошивка и датчики не меняются — меняется правовой статус и досье.</w:t>
+        <w:t>3. Вероятный этап 2 — регистрация медизделия на фактических данных первого года: переводит панель врача в официальный контур наблюдения, открывает зачёт, баллы и право говорить о медицине. Прошивка и датчики не меняются.</w:t>
       </w:r>
     </w:p>
     <w:p>
@@ -1121,7 +1138,7 @@
     </w:p>
     <w:p>
       <w:r>
-        <w:t>Оценка объёма рынка носимых устройств общая для обоих вариантов: около 0,8–1,0 млн устройств в год, 25–35 млрд тенге (метод переноса душевого потребления России; обе цифры — оценка). Рынок гаджетов живёт на Kaspi: 86% розничного онлайна — маркетплейсы.</w:t>
+        <w:t>Оценка объёма рынка носимых устройств: около 0,8–1,0 млн устройств в год, 25–35 млрд тенге (перенос душевого потребления России; обе цифры — оценка). Рынок гаджетов живёт на Kaspi: 86% розничного онлайна — маркетплейсы.</w:t>
       </w:r>
     </w:p>
     <w:p>
@@ -1373,7 +1390,7 @@
               <w:rPr>
                 <w:sz w:val="18"/>
               </w:rPr>
-              <w:t>интеграция с Damumed, показатели здоровья без экрана</w:t>
+              <w:t>показатели там же, где медкарта и врач</w:t>
             </w:r>
           </w:p>
         </w:tc>
@@ -1550,16 +1567,7 @@
     <w:p/>
     <w:p>
       <w:r>
-        <w:t xml:space="preserve">В варианте А строка Damumed выделялась статусом «медицинское изделие с удостоверением». Здесь этой строки нет: покупатель сравнивает нас с Xiaomi напрямую, и сравнение по железу мы проигрываем (у конкурентов экран, известный бренд, экосистема). Выигрываем двумя вещами: ценой ниже якорных моделей и тем, чего нет ни у кого, — </w:t>
-      </w:r>
-      <w:r>
-        <w:rPr>
-          <w:b/>
-        </w:rPr>
-        <w:t>показатели приходят в то же приложение, где у человека медкарта, запись к врачу и лекарства</w:t>
-      </w:r>
-      <w:r>
-        <w:t>.</w:t>
+        <w:t>Статуса «медицинское изделие» на полке у нас нет — покупатель сравнивает с Xiaomi напрямую, и по железу сравнение не в нашу пользу (экран, бренд, экосистема). Выигрываем ценой ниже якорных моделей и единственной вещью, которой нет ни у кого: показатели приходят в то же приложение, где у человека медкарта, запись к врачу и лекарства, — и их видит его врач.</w:t>
       </w:r>
     </w:p>
     <w:p>
@@ -1570,21 +1578,12 @@
         <w:rPr>
           <w:color w:val="177A50"/>
         </w:rPr>
-        <w:t>3.2 Канал приложения Damumed — главный актив варианта</w:t>
+        <w:t>3.2 Канал приложения Damumed</w:t>
       </w:r>
     </w:p>
     <w:p>
       <w:r>
-        <w:t xml:space="preserve">Более 5,3 млн зарегистрированных пациентов, первое место среди бесплатных медицинских приложений страны. Стоимость привлечения внутри канала близка к нулю. Для варианта Б этот канал — не «козырь», как в А, а </w:t>
-      </w:r>
-      <w:r>
-        <w:rPr>
-          <w:b/>
-        </w:rPr>
-        <w:t>условие жизнеспособности</w:t>
-      </w:r>
-      <w:r>
-        <w:t>: без него продать 10 000 устройств в рознице против Xiaomi было бы героическим допущением. Продажа встраивается в приложение: баннер в разделе здоровья, оплата картой, доставка.</w:t>
+        <w:t>Более 5,3 млн зарегистрированных пациентов, первое место среди бесплатных медицинских приложений страны, стоимость привлечения внутри канала близка к нулю. Розничная продажа встраивается в приложение: баннер в разделе здоровья, оплата, доставка — комиссия канала около нуля против 13–19% на Kaspi.</w:t>
       </w:r>
     </w:p>
     <w:p>
@@ -1600,7 +1599,7 @@
     </w:p>
     <w:p>
       <w:r>
-        <w:t>Планка готовности платить за здоровье в Казахстане подтверждена: Freedom Health — около 8 200 тенге в месяц за страховую подписку. Предлагаемые 690 тенге в двенадцать раз ниже этого якоря. Соседнее исследование владельца: в Казахстане за софт и сервис платят подпиской, а не комиссией.</w:t>
+        <w:t>Планка готовности платить за здоровье подтверждена рынком: Freedom Health — около 8 200 тенге в месяц за страховую подписку. Предлагаемые 690 тенге — в двенадцать раз ниже якоря. В Казахстане за софт и сервис платят подпиской (Satu.kz — 180 000 тенге в год, SADI.KZ — 29 900 тенге в месяц).</w:t>
       </w:r>
     </w:p>
     <w:p>
@@ -1611,12 +1610,177 @@
         <w:rPr>
           <w:color w:val="177A50"/>
         </w:rPr>
-        <w:t>4. Розничная аудитория</w:t>
+        <w:t>4. Каналы и целевые группы</w:t>
       </w:r>
     </w:p>
     <w:p>
       <w:r>
-        <w:t>Клинической модели в варианте Б нет — есть розничные сегменты. Оценка ёмкости общая с вариантом А: доступный рынок 0,6–1,0 млн человек, достижимая доля за 2–3 года — 15–35 тысяч устройств. Партия 10 000 соответствует нижней границе.</w:t>
+        <w:t xml:space="preserve">Пути продаж — те же, что в варианте А: </w:t>
+      </w:r>
+      <w:r>
+        <w:rPr>
+          <w:b/>
+        </w:rPr>
+        <w:t>70% партии поликлиникам, 30% в розницу</w:t>
+      </w:r>
+      <w:r>
+        <w:t>. Клиническая рамка тоже та же — четыре нозологии, по которым браслет даёт осмысленный сигнал: хроническая сердечная недостаточность, гипертензия 65+, лёгочные болезни, диабет 2 типа. На диспансерном учёте по этим группам — миллионы пациентов (по гипертензии 1,78 млн).</w:t>
+      </w:r>
+    </w:p>
+    <w:p>
+      <w:pPr>
+        <w:pStyle w:val="Heading3"/>
+      </w:pPr>
+      <w:r>
+        <w:rPr>
+          <w:color w:val="177A50"/>
+        </w:rPr>
+        <w:t>4.1 Поликлиники — основной канал, под оговоркой о приказе ⚠️</w:t>
+      </w:r>
+    </w:p>
+    <w:p>
+      <w:r>
+        <w:t>Поликлиника получает то же, что в варианте А: браслеты по 6 900 тенге (или рассрочка 640 тенге × 12), панель со списком пациентов, светофором и отчётами, модуль — 0 тенге внутри аренды МИС. Аргумент экономии сохраняется: каждый предотвращённый аутсорсный вызов скорой — 4 800 тенге при подушевом нормативе около 1 675 тенге на прикреплённого в месяц.</w:t>
+      </w:r>
+    </w:p>
+    <w:p>
+      <w:r>
+        <w:rPr>
+          <w:b/>
+        </w:rPr>
+        <w:t>Оговорка о приказе — что канал теряет без удостоверения:</w:t>
+      </w:r>
+    </w:p>
+    <w:p>
+      <w:pPr>
+        <w:pStyle w:val="ListBullet"/>
+      </w:pPr>
+      <w:r>
+        <w:t xml:space="preserve">дистанционное наблюдение официально </w:t>
+      </w:r>
+      <w:r>
+        <w:rPr>
+          <w:b/>
+        </w:rPr>
+        <w:t>не засчитывается</w:t>
+      </w:r>
+      <w:r>
+        <w:t xml:space="preserve"> — по пункту 5 Требований приказа № ҚР ДСМ-39 автоматический приём данных допускается только с сертифицированных устройств (раздел 6);</w:t>
+      </w:r>
+    </w:p>
+    <w:p>
+      <w:pPr>
+        <w:pStyle w:val="ListBullet"/>
+      </w:pPr>
+      <w:r>
+        <w:t xml:space="preserve">данные браслета </w:t>
+      </w:r>
+      <w:r>
+        <w:rPr>
+          <w:b/>
+        </w:rPr>
+        <w:t>не вносятся</w:t>
+      </w:r>
+      <w:r>
+        <w:t xml:space="preserve"> в медицинские цифровые системы и медкарту — панель врача работает как информационный сервис рядом с системой, а не как её часть;</w:t>
+      </w:r>
+    </w:p>
+    <w:p>
+      <w:pPr>
+        <w:pStyle w:val="ListBullet"/>
+      </w:pPr>
+      <w:r>
+        <w:rPr>
+          <w:b/>
+        </w:rPr>
+        <w:t>баллов стимулирующего компонента нет</w:t>
+      </w:r>
+      <w:r>
+        <w:t xml:space="preserve"> (50 баллов за динамическое наблюдение не задействуются) и требования приказа закупом не исполняются;</w:t>
+      </w:r>
+    </w:p>
+    <w:p>
+      <w:pPr>
+        <w:pStyle w:val="ListBullet"/>
+      </w:pPr>
+      <w:r>
+        <w:t xml:space="preserve">рамка закупа — «программа приверженности»; закупка немедицинского устройства под медицинские по сути задачи </w:t>
+      </w:r>
+      <w:r>
+        <w:rPr>
+          <w:b/>
+        </w:rPr>
+        <w:t>уязвима при проверке</w:t>
+      </w:r>
+      <w:r>
+        <w:t xml:space="preserve"> — нужна юридическая проработка.</w:t>
+      </w:r>
+    </w:p>
+    <w:p>
+      <w:r>
+        <w:t xml:space="preserve">Следствие для плана: готовность поликлиник закупать </w:t>
+      </w:r>
+      <w:r>
+        <w:rPr>
+          <w:b/>
+        </w:rPr>
+        <w:t>без зачёта и баллов</w:t>
+      </w:r>
+      <w:r>
+        <w:t xml:space="preserve"> — главное непроверенное допущение варианта. Проверяется до заказа партии двумя-тремя разговорами с главными врачами (прямой доступ у владельца есть) и юридическим заключением.</w:t>
+      </w:r>
+    </w:p>
+    <w:p>
+      <w:pPr>
+        <w:pStyle w:val="Heading3"/>
+      </w:pPr>
+      <w:r>
+        <w:rPr>
+          <w:color w:val="177A50"/>
+        </w:rPr>
+        <w:t>4.2 Розница — второй канал</w:t>
+      </w:r>
+    </w:p>
+    <w:p>
+      <w:r>
+        <w:t>Сегменты те же, что описаны исследованием рынка: люди с хроническими состояниями, ведущие самоконтроль; взрослые дети, покупающие родителям; аудитория здорового образа жизни. Продажа через приложение Damumed и Kaspi, цена 14 990 тенге (в рассрочку — около 1 250 в месяц), подписка 690 тенге по желанию.</w:t>
+      </w:r>
+    </w:p>
+    <w:p>
+      <w:pPr>
+        <w:pStyle w:val="Heading3"/>
+      </w:pPr>
+      <w:r>
+        <w:rPr>
+          <w:color w:val="177A50"/>
+        </w:rPr>
+        <w:t>4.3 Распределение первой партии</w:t>
+      </w:r>
+    </w:p>
+    <w:p>
+      <w:r>
+        <w:t>Как в варианте А: сердечная недостаточность 2 000, гипертензия 65+ 4 500, лёгочные болезни 1 500, диабет 1 500, резерв 500 — режется под 7 000 поликлиничных устройств в 5–8 поликлиниках двух регионов (Астана, Караганда); 3 000 — в розницу.</w:t>
+      </w:r>
+    </w:p>
+    <w:p>
+      <w:pPr>
+        <w:pStyle w:val="Heading2"/>
+      </w:pPr>
+      <w:r>
+        <w:rPr>
+          <w:color w:val="177A50"/>
+        </w:rPr>
+        <w:t>5. Производство</w:t>
+      </w:r>
+    </w:p>
+    <w:p>
+      <w:r>
+        <w:t>База — те же 12 проверенных заводов; фильтр номер один неизменен: полный доступ к данным без облака производителя, иначе невозможна ни интеграция с Damumed, ни хранение данных в Казахстане.</w:t>
+      </w:r>
+    </w:p>
+    <w:p>
+      <w:r>
+        <w:t>Поскольку регистрация — вероятный второй этап (раздел 2.4), критерии выбора завода разумно держать «медицинскими» уже сейчас:</w:t>
       </w:r>
     </w:p>
     <w:tbl>
@@ -1647,7 +1811,7 @@
                 <w:b/>
                 <w:sz w:val="18"/>
               </w:rPr>
-              <w:t>Сегмент</w:t>
+              <w:t>Кандидат</w:t>
             </w:r>
           </w:p>
         </w:tc>
@@ -1667,7 +1831,7 @@
                 <w:b/>
                 <w:sz w:val="18"/>
               </w:rPr>
-              <w:t>Мотив покупки</w:t>
+              <w:t>Роль в варианте Б</w:t>
             </w:r>
           </w:p>
         </w:tc>
@@ -1687,7 +1851,7 @@
                 <w:b/>
                 <w:sz w:val="18"/>
               </w:rPr>
-              <w:t>Что важно в продукте</w:t>
+              <w:t>Что проверить</w:t>
             </w:r>
           </w:p>
         </w:tc>
@@ -1705,9 +1869,10 @@
             </w:r>
             <w:r>
               <w:rPr>
-                <w:sz w:val="18"/>
-              </w:rPr>
-              <w:t>Люди с хроническими состояниями, ведущие самоконтроль</w:t>
+                <w:b/>
+                <w:sz w:val="18"/>
+              </w:rPr>
+              <w:t>J-Style (Shenzhen Youhong Medical) — основной</w:t>
             </w:r>
           </w:p>
         </w:tc>
@@ -1725,7 +1890,7 @@
               <w:rPr>
                 <w:sz w:val="18"/>
               </w:rPr>
-              <w:t>видеть сон, пульс, кислород рядом с дневником давления и лекарствами, показать врачу на приёме</w:t>
+              <w:t>единственный с ISO 13485 и опытом медицинской регистрации: сохраняет путь к удостоверению без смены завода; минимальная партия 2 000</w:t>
             </w:r>
           </w:p>
         </w:tc>
@@ -1743,7 +1908,7 @@
               <w:rPr>
                 <w:sz w:val="18"/>
               </w:rPr>
-              <w:t>ручной дневник, отчёт за период, простые объяснения</w:t>
+              <w:t>цена (вероятно выше витринных), комплект разработчика на образцах</w:t>
             </w:r>
           </w:p>
         </w:tc>
@@ -1761,9 +1926,10 @@
             </w:r>
             <w:r>
               <w:rPr>
-                <w:sz w:val="18"/>
-              </w:rPr>
-              <w:t>Взрослые дети, покупающие родителям</w:t>
+                <w:b/>
+                <w:sz w:val="18"/>
+              </w:rPr>
+              <w:t>Eternity (Guangdong) — цена и пилот</w:t>
             </w:r>
           </w:p>
         </w:tc>
@@ -1781,7 +1947,7 @@
               <w:rPr>
                 <w:sz w:val="18"/>
               </w:rPr>
-              <w:t>спокойствие: «как спал, как пульс» без звонков-допросов</w:t>
+              <w:t>минимальная партия 500 штук — дешёвый пилот спроса за 6–7 тысяч долларов; прозрачная цена 12,59 доллара при 10 000</w:t>
             </w:r>
           </w:p>
         </w:tc>
@@ -1799,7 +1965,7 @@
               <w:rPr>
                 <w:sz w:val="18"/>
               </w:rPr>
-              <w:t>совместный доступ к показателям, крупный шрифт, казахский язык</w:t>
+              <w:t>ISO 13485 не подтверждён — при этапе 2 качество придётся закрывать самим</w:t>
             </w:r>
           </w:p>
         </w:tc>
@@ -1819,7 +1985,7 @@
               <w:rPr>
                 <w:sz w:val="18"/>
               </w:rPr>
-              <w:t>Аудитория здорового образа жизни</w:t>
+              <w:t>Wonlex — техника</w:t>
             </w:r>
           </w:p>
         </w:tc>
@@ -1837,7 +2003,7 @@
               <w:rPr>
                 <w:sz w:val="18"/>
               </w:rPr>
-              <w:t>сон и восстановление без экрана и подписочного шантажа</w:t>
+              <w:t>лучшее железо выборки; комплект разработчика проверяем до контракта по публичному репозиторию</w:t>
             </w:r>
           </w:p>
         </w:tc>
@@ -1855,63 +2021,7 @@
               <w:rPr>
                 <w:sz w:val="18"/>
               </w:rPr>
-              <w:t>базовые функции бесплатны, честная цена</w:t>
-            </w:r>
-          </w:p>
-        </w:tc>
-      </w:tr>
-      <w:tr>
-        <w:tc>
-          <w:tcPr>
-            <w:tcW w:type="dxa" w:w="3324"/>
-          </w:tcPr>
-          <w:p>
-            <w:r>
-              <w:rPr>
-                <w:sz w:val="18"/>
-              </w:rPr>
-            </w:r>
-            <w:r>
-              <w:rPr>
-                <w:sz w:val="18"/>
-              </w:rPr>
-              <w:t>Корпорации и страховые (добровольное медстрахование)</w:t>
-            </w:r>
-          </w:p>
-        </w:tc>
-        <w:tc>
-          <w:tcPr>
-            <w:tcW w:type="dxa" w:w="3324"/>
-          </w:tcPr>
-          <w:p>
-            <w:r>
-              <w:rPr>
-                <w:sz w:val="18"/>
-              </w:rPr>
-            </w:r>
-            <w:r>
-              <w:rPr>
-                <w:sz w:val="18"/>
-              </w:rPr>
-              <w:t>программы благополучия сотрудников</w:t>
-            </w:r>
-          </w:p>
-        </w:tc>
-        <w:tc>
-          <w:tcPr>
-            <w:tcW w:type="dxa" w:w="3324"/>
-          </w:tcPr>
-          <w:p>
-            <w:r>
-              <w:rPr>
-                <w:sz w:val="18"/>
-              </w:rPr>
-            </w:r>
-            <w:r>
-              <w:rPr>
-                <w:sz w:val="18"/>
-              </w:rPr>
-              <w:t>партии со скидкой, обезличенная статистика</w:t>
+              <w:t>минимальная партия и цена не раскрыты</w:t>
             </w:r>
           </w:p>
         </w:tc>
@@ -1920,12 +2030,18 @@
     <w:p/>
     <w:p>
       <w:r>
-        <w:t>Сегмент корпораций и страховых в базовый расчёт не включён — это резерв сверх плана.</w:t>
+        <w:t>Сроки: образцы 4–6 недель, серийная партия 8–12 недель после утверждения образца, доставка около 4 недель. От контракта до склада — 4–5 месяцев; старт продаж — месяц 6. Запрос предложения — тот же девятираздельный шаблон с разделом доступа к данным как главным критерием.</w:t>
       </w:r>
     </w:p>
     <w:p>
+      <w:pPr>
+        <w:pStyle w:val="Heading2"/>
+      </w:pPr>
       <w:r>
-        <w:t>Важная честная оговорка: «показать врачу» в варианте Б — это ручной сценарий. Пациент сам приносит данные на приём или вносит показатели в дневник; автоматически врач эти данные не получает и наблюдения не ведёт (правовая причина — раздел 6.2).</w:t>
+        <w:rPr>
+          <w:color w:val="177A50"/>
+        </w:rPr>
+        <w:t>6. Правовая рамка: оговорка о приказе и границы варианта</w:t>
       </w:r>
     </w:p>
     <w:p>
@@ -1936,395 +2052,7 @@
         <w:rPr>
           <w:color w:val="177A50"/>
         </w:rPr>
-        <w:t>4.2 Поликлиники — трек с оговоркой ⚠️</w:t>
-      </w:r>
-    </w:p>
-    <w:p>
-      <w:r>
-        <w:t xml:space="preserve">Трек сохраняется в варианте, но с ремаркой: </w:t>
-      </w:r>
-      <w:r>
-        <w:rPr>
-          <w:b/>
-        </w:rPr>
-        <w:t>это рисковый трек, а не опора модели.</w:t>
-      </w:r>
-    </w:p>
-    <w:p>
-      <w:r>
-        <w:t>Что возможно без удостоверения. Поликлиника вправе закупить браслеты как обычные устройства — 6 900 тенге за штуку или в рассрочку 640 тенге в месяц — и раздать пациентам в рамках программ приверженности и пациентоориентированности: напоминания об измерениях и лекарствах, дневник самочувствия, отчёт, который пациент показывает врачу на приёме. Ручной ввод данных пациентом прямо разрешён пунктом 5 Требований.</w:t>
-      </w:r>
-    </w:p>
-    <w:p>
-      <w:r>
-        <w:t>Чего трек не даёт. Официального дистанционного наблюдения нет: данные не идут в медицинскую цифровую систему автоматически, наблюдение не засчитывается, баллов стимулирующего компонента нет, требования приказа № ҚР ДСМ-39 закупом не исполняются.</w:t>
-      </w:r>
-    </w:p>
-    <w:p>
-      <w:r>
-        <w:t>В чём риск. Во-первых, мотивация: без баллов и без исполнения приказа главному врачу трудно обосновать закуп — спрос трека не подтверждён вдвойне. Во-вторых, право: закупка немедицинского устройства государственной медорганизацией под медицинские по сути задачи уязвима при проверке; нужна юридическая проработка рамки закупа («программа приверженности», платные услуги, попечительские средства). До юридического заключения и двух-трёх разговоров с главными врачами трек в расчёты не закладывать.</w:t>
-      </w:r>
-    </w:p>
-    <w:p>
-      <w:r>
-        <w:t>Экономика трека. Если он всё же состоится, финансово он слабее розницы: маржа с устройства по цене 6 900 тенге — около 2 750 тенге против 8 900 в рознице, а подписку пациенты поликлиник вряд ли платят. Сценарий «70% розница + 30% поликлиники» даёт плюс 52,3 млн тенге к 24-му месяцу против плюс 79,1 у чисто розничного — трек не улучшает экономику, он страхует спрос (3 000 устройств уходят закупом, а не поштучно). Это и есть его роль: подушка на случай слабой розницы.</w:t>
-      </w:r>
-    </w:p>
-    <w:p>
-      <w:pPr>
-        <w:pStyle w:val="Heading2"/>
-      </w:pPr>
-      <w:r>
-        <w:rPr>
-          <w:color w:val="177A50"/>
-        </w:rPr>
-        <w:t>5. Производство</w:t>
-      </w:r>
-    </w:p>
-    <w:p>
-      <w:r>
-        <w:t>База — те же 12 проверенных заводов (полная таблица — в отчёте варианта А; критерий доступа к данным без чужого облака — без изменений, это фильтр номер один в обоих вариантах). Меняется вес критериев: сертификат ISO 13485 из обязательного становится желательным, и короткий список переворачивается.</w:t>
-      </w:r>
-    </w:p>
-    <w:p>
-      <w:pPr>
-        <w:pStyle w:val="Heading3"/>
-      </w:pPr>
-      <w:r>
-        <w:rPr>
-          <w:color w:val="177A50"/>
-        </w:rPr>
-        <w:t>5.1 Короткий список варианта Б</w:t>
-      </w:r>
-    </w:p>
-    <w:tbl>
-      <w:tblPr>
-        <w:tblStyle w:val="TableGrid"/>
-        <w:tblW w:type="auto" w:w="0"/>
-        <w:tblLook w:firstColumn="1" w:firstRow="1" w:lastColumn="0" w:lastRow="0" w:noHBand="0" w:noVBand="1" w:val="04A0"/>
-      </w:tblPr>
-      <w:tblGrid>
-        <w:gridCol w:w="3324"/>
-        <w:gridCol w:w="3324"/>
-        <w:gridCol w:w="3324"/>
-      </w:tblGrid>
-      <w:tr>
-        <w:tc>
-          <w:tcPr>
-            <w:tcW w:type="dxa" w:w="3324"/>
-          </w:tcPr>
-          <w:p>
-            <w:r>
-              <w:rPr>
-                <w:b/>
-                <w:sz w:val="18"/>
-              </w:rPr>
-            </w:r>
-            <w:r>
-              <w:rPr>
-                <w:b/>
-                <w:sz w:val="18"/>
-              </w:rPr>
-              <w:t>Кандидат</w:t>
-            </w:r>
-          </w:p>
-        </w:tc>
-        <w:tc>
-          <w:tcPr>
-            <w:tcW w:type="dxa" w:w="3324"/>
-          </w:tcPr>
-          <w:p>
-            <w:r>
-              <w:rPr>
-                <w:b/>
-                <w:sz w:val="18"/>
-              </w:rPr>
-            </w:r>
-            <w:r>
-              <w:rPr>
-                <w:b/>
-                <w:sz w:val="18"/>
-              </w:rPr>
-              <w:t>Почему подходит</w:t>
-            </w:r>
-          </w:p>
-        </w:tc>
-        <w:tc>
-          <w:tcPr>
-            <w:tcW w:type="dxa" w:w="3324"/>
-          </w:tcPr>
-          <w:p>
-            <w:r>
-              <w:rPr>
-                <w:b/>
-                <w:sz w:val="18"/>
-              </w:rPr>
-            </w:r>
-            <w:r>
-              <w:rPr>
-                <w:b/>
-                <w:sz w:val="18"/>
-              </w:rPr>
-              <w:t>Что проверить</w:t>
-            </w:r>
-          </w:p>
-        </w:tc>
-      </w:tr>
-      <w:tr>
-        <w:tc>
-          <w:tcPr>
-            <w:tcW w:type="dxa" w:w="3324"/>
-          </w:tcPr>
-          <w:p>
-            <w:r>
-              <w:rPr>
-                <w:sz w:val="18"/>
-              </w:rPr>
-            </w:r>
-            <w:r>
-              <w:rPr>
-                <w:b/>
-                <w:sz w:val="18"/>
-              </w:rPr>
-              <w:t>Guangdong Eternity Electronics — основной</w:t>
-            </w:r>
-          </w:p>
-        </w:tc>
-        <w:tc>
-          <w:tcPr>
-            <w:tcW w:type="dxa" w:w="3324"/>
-          </w:tcPr>
-          <w:p>
-            <w:r>
-              <w:rPr>
-                <w:sz w:val="18"/>
-              </w:rPr>
-            </w:r>
-            <w:r>
-              <w:rPr>
-                <w:sz w:val="18"/>
-              </w:rPr>
-              <w:t>самый глубокий профиль именно безэкранных браслетов; минимальная партия 500 штук — настоящий пилот за 6–7 тысяч долларов до решения о десяти тысячах; прозрачная цена 12,59 доллара при 10 000</w:t>
-            </w:r>
-          </w:p>
-        </w:tc>
-        <w:tc>
-          <w:tcPr>
-            <w:tcW w:type="dxa" w:w="3324"/>
-          </w:tcPr>
-          <w:p>
-            <w:r>
-              <w:rPr>
-                <w:sz w:val="18"/>
-              </w:rPr>
-            </w:r>
-            <w:r>
-              <w:rPr>
-                <w:sz w:val="18"/>
-              </w:rPr>
-              <w:t>реальный состав комплекта разработчика на образцах; ISO 13485 (важен, только если держим путь к регистрации)</w:t>
-            </w:r>
-          </w:p>
-        </w:tc>
-      </w:tr>
-      <w:tr>
-        <w:tc>
-          <w:tcPr>
-            <w:tcW w:type="dxa" w:w="3324"/>
-          </w:tcPr>
-          <w:p>
-            <w:r>
-              <w:rPr>
-                <w:sz w:val="18"/>
-              </w:rPr>
-            </w:r>
-            <w:r>
-              <w:rPr>
-                <w:b/>
-                <w:sz w:val="18"/>
-              </w:rPr>
-              <w:t>Shenzhen Wonlex — техника</w:t>
-            </w:r>
-          </w:p>
-        </w:tc>
-        <w:tc>
-          <w:tcPr>
-            <w:tcW w:type="dxa" w:w="3324"/>
-          </w:tcPr>
-          <w:p>
-            <w:r>
-              <w:rPr>
-                <w:sz w:val="18"/>
-              </w:rPr>
-            </w:r>
-            <w:r>
-              <w:rPr>
-                <w:sz w:val="18"/>
-              </w:rPr>
-              <w:t>лучшее железо выборки (Nordic nRF54L15 + TI AFE4950, оптика 50 Гц); комплект разработчика проверяем до контракта по публичному репозиторию</w:t>
-            </w:r>
-          </w:p>
-        </w:tc>
-        <w:tc>
-          <w:tcPr>
-            <w:tcW w:type="dxa" w:w="3324"/>
-          </w:tcPr>
-          <w:p>
-            <w:r>
-              <w:rPr>
-                <w:sz w:val="18"/>
-              </w:rPr>
-            </w:r>
-            <w:r>
-              <w:rPr>
-                <w:sz w:val="18"/>
-              </w:rPr>
-              <w:t>минимальная партия и цена не раскрыты; платформа Veepoo — зависимость</w:t>
-            </w:r>
-          </w:p>
-        </w:tc>
-      </w:tr>
-      <w:tr>
-        <w:tc>
-          <w:tcPr>
-            <w:tcW w:type="dxa" w:w="3324"/>
-          </w:tcPr>
-          <w:p>
-            <w:r>
-              <w:rPr>
-                <w:sz w:val="18"/>
-              </w:rPr>
-            </w:r>
-            <w:r>
-              <w:rPr>
-                <w:sz w:val="18"/>
-              </w:rPr>
-              <w:t>J-Style (Shenzhen Youhong Medical) — если Б это этап 1</w:t>
-            </w:r>
-          </w:p>
-        </w:tc>
-        <w:tc>
-          <w:tcPr>
-            <w:tcW w:type="dxa" w:w="3324"/>
-          </w:tcPr>
-          <w:p>
-            <w:r>
-              <w:rPr>
-                <w:sz w:val="18"/>
-              </w:rPr>
-            </w:r>
-            <w:r>
-              <w:rPr>
-                <w:sz w:val="18"/>
-              </w:rPr>
-              <w:t>единственный с ISO 13485 и опытом медицинской регистрации: выбор J-Style сейчас сохраняет путь к удостоверению без смены завода</w:t>
-            </w:r>
-          </w:p>
-        </w:tc>
-        <w:tc>
-          <w:tcPr>
-            <w:tcW w:type="dxa" w:w="3324"/>
-          </w:tcPr>
-          <w:p>
-            <w:r>
-              <w:rPr>
-                <w:sz w:val="18"/>
-              </w:rPr>
-            </w:r>
-            <w:r>
-              <w:rPr>
-                <w:sz w:val="18"/>
-              </w:rPr>
-              <w:t>цена, вероятно, выше витринных; комплект — по соглашению о неразглашении</w:t>
-            </w:r>
-          </w:p>
-        </w:tc>
-      </w:tr>
-    </w:tbl>
-    <w:p/>
-    <w:p>
-      <w:r>
-        <w:rPr>
-          <w:b/>
-        </w:rPr>
-        <w:t>Развилка выбора завода — это выбор стратегии.</w:t>
-      </w:r>
-      <w:r>
-        <w:t xml:space="preserve"> Если Б — самостоятельный путь, оптимальны Eternity или Wonlex: дешевле, техничнее, быстрее. Если Б — этап 1 перед регистрацией, завод стоит выбирать уже сейчас по критериям варианта А (система качества, готовность отдать технический файл), иначе через год придётся менять площадку и начинать досье с нуля.</w:t>
-      </w:r>
-    </w:p>
-    <w:p>
-      <w:pPr>
-        <w:pStyle w:val="Heading3"/>
-      </w:pPr>
-      <w:r>
-        <w:rPr>
-          <w:color w:val="177A50"/>
-        </w:rPr>
-        <w:t>5.2 Сроки</w:t>
-      </w:r>
-    </w:p>
-    <w:p>
-      <w:r>
-        <w:t>Образцы через 4–6 недель после запроса, серийная партия — через 8–12 недель после утверждения образца, доставка консолидированным грузом — около 4 недель. Итого от контракта до склада — 4–5 месяцев; старт продаж в расчёте — месяц 6.</w:t>
-      </w:r>
-    </w:p>
-    <w:p>
-      <w:r>
-        <w:t>Запрос предложения — тот же девятираздельный шаблон, что в варианте А (доступ к данным — главный критерий), с одним изменением: раздел о регуляторной поддержке переводится из обязательных в опциональные.</w:t>
-      </w:r>
-    </w:p>
-    <w:p>
-      <w:pPr>
-        <w:pStyle w:val="Heading2"/>
-      </w:pPr>
-      <w:r>
-        <w:rPr>
-          <w:color w:val="177A50"/>
-        </w:rPr>
-        <w:t>6. Правовая рамка: что можно и что нельзя без регистрации</w:t>
-      </w:r>
-    </w:p>
-    <w:p>
-      <w:r>
-        <w:t>Это главный переписанный раздел. Без удостоверения проект жив ровно до тех пор, пока не пересекает две границы: границу назначения (когда устройство становится медизделием) и границу дистанционных медицинских услуг (когда данные попадают врачу в автоматический контур).</w:t>
-      </w:r>
-    </w:p>
-    <w:p>
-      <w:pPr>
-        <w:pStyle w:val="Heading3"/>
-      </w:pPr>
-      <w:r>
-        <w:rPr>
-          <w:color w:val="177A50"/>
-        </w:rPr>
-        <w:t>6.1 Граница первая: назначение определяет статус</w:t>
-      </w:r>
-    </w:p>
-    <w:p>
-      <w:r>
-        <w:t>Граница между устройством благополучия и медизделием проводится не по железу, а по заявленному назначению (Рекомендация Коллегии Евразийской экономической комиссии от 12.11.2018 № 25, пункт 5: медицинское предназначение должно быть единственным или основным). Фитнес-браслет с теми же датчиками не является медизделием, потому что производитель заявляет назначение «общее благополучие».</w:t>
-      </w:r>
-    </w:p>
-    <w:p>
-      <w:r>
-        <w:t>Следствие в обе стороны. Пока формулировки выдержаны — регистрация не нужна, и это законно: так продаются все Xiaomi, Huawei и Samsung на Kaspi. Но с момента, когда в упаковке, приложении, рекламе или карточке магазина появляются «диагностика», «выявление аритмии», «контроль заболевания», «наблюдение врача», — устройство становится медизделием, обращающимся без регистрации, со всеми последствиями: изъятие из обращения, административная ответственность, репутационный удар по бренду Damumed. Санитарные формулировки должен утвердить юрист до печати упаковки, и это разовая, но обязательная работа.</w:t>
-      </w:r>
-    </w:p>
-    <w:p>
-      <w:pPr>
-        <w:pStyle w:val="Heading3"/>
-      </w:pPr>
-      <w:r>
-        <w:rPr>
-          <w:color w:val="177A50"/>
-        </w:rPr>
-        <w:t>6.2 Граница вторая: дистанционные медицинские услуги</w:t>
-      </w:r>
-    </w:p>
-    <w:p>
-      <w:r>
-        <w:t>Точная норма, закрывающая поликлиники (проверена по первоисточникам 01.09.2026):</w:t>
+        <w:t>6.1 Норма, из которой растёт оговорка</w:t>
       </w:r>
     </w:p>
     <w:p>
@@ -2369,8 +2097,285 @@
       </w:r>
     </w:p>
     <w:p>
+      <w:pPr>
+        <w:pStyle w:val="Heading3"/>
+      </w:pPr>
       <w:r>
-        <w:t>Что это означает практически:</w:t>
+        <w:rPr>
+          <w:color w:val="177A50"/>
+        </w:rPr>
+        <w:t>6.2 Что оговорка означает практически</w:t>
+      </w:r>
+    </w:p>
+    <w:tbl>
+      <w:tblPr>
+        <w:tblStyle w:val="TableGrid"/>
+        <w:tblW w:type="auto" w:w="0"/>
+        <w:tblLook w:firstColumn="1" w:firstRow="1" w:lastColumn="0" w:lastRow="0" w:noHBand="0" w:noVBand="1" w:val="04A0"/>
+      </w:tblPr>
+      <w:tblGrid>
+        <w:gridCol w:w="4986"/>
+        <w:gridCol w:w="4986"/>
+      </w:tblGrid>
+      <w:tr>
+        <w:tc>
+          <w:tcPr>
+            <w:tcW w:type="dxa" w:w="4986"/>
+          </w:tcPr>
+          <w:p>
+            <w:r>
+              <w:rPr>
+                <w:b/>
+                <w:sz w:val="18"/>
+              </w:rPr>
+            </w:r>
+            <w:r>
+              <w:rPr>
+                <w:b/>
+                <w:sz w:val="18"/>
+              </w:rPr>
+              <w:t>Следствие</w:t>
+            </w:r>
+          </w:p>
+        </w:tc>
+        <w:tc>
+          <w:tcPr>
+            <w:tcW w:type="dxa" w:w="4986"/>
+          </w:tcPr>
+          <w:p>
+            <w:r>
+              <w:rPr>
+                <w:b/>
+                <w:sz w:val="18"/>
+              </w:rPr>
+            </w:r>
+            <w:r>
+              <w:rPr>
+                <w:b/>
+                <w:sz w:val="18"/>
+              </w:rPr>
+              <w:t>Разбор</w:t>
+            </w:r>
+          </w:p>
+        </w:tc>
+      </w:tr>
+      <w:tr>
+        <w:tc>
+          <w:tcPr>
+            <w:tcW w:type="dxa" w:w="4986"/>
+          </w:tcPr>
+          <w:p>
+            <w:r>
+              <w:rPr>
+                <w:sz w:val="18"/>
+              </w:rPr>
+            </w:r>
+            <w:r>
+              <w:rPr>
+                <w:sz w:val="18"/>
+              </w:rPr>
+              <w:t>Официальный контур наблюдения закрыт</w:t>
+            </w:r>
+          </w:p>
+        </w:tc>
+        <w:tc>
+          <w:tcPr>
+            <w:tcW w:type="dxa" w:w="4986"/>
+          </w:tcPr>
+          <w:p>
+            <w:r>
+              <w:rPr>
+                <w:sz w:val="18"/>
+              </w:rPr>
+            </w:r>
+            <w:r>
+              <w:rPr>
+                <w:sz w:val="18"/>
+              </w:rPr>
+              <w:t>показатели несертифицированного браслета нельзя принимать в медицинские цифровые системы в автоматическом режиме; наблюдение как дистанционная медуслуга не оказывается и не засчитывается</w:t>
+            </w:r>
+          </w:p>
+        </w:tc>
+      </w:tr>
+      <w:tr>
+        <w:tc>
+          <w:tcPr>
+            <w:tcW w:type="dxa" w:w="4986"/>
+          </w:tcPr>
+          <w:p>
+            <w:r>
+              <w:rPr>
+                <w:sz w:val="18"/>
+              </w:rPr>
+            </w:r>
+            <w:r>
+              <w:rPr>
+                <w:sz w:val="18"/>
+              </w:rPr>
+              <w:t>Панель врача — информационный сервис</w:t>
+            </w:r>
+          </w:p>
+        </w:tc>
+        <w:tc>
+          <w:tcPr>
+            <w:tcW w:type="dxa" w:w="4986"/>
+          </w:tcPr>
+          <w:p>
+            <w:r>
+              <w:rPr>
+                <w:sz w:val="18"/>
+              </w:rPr>
+            </w:r>
+            <w:r>
+              <w:rPr>
+                <w:sz w:val="18"/>
+              </w:rPr>
+              <w:t>панель работает рядом с медицинской системой, но данные браслета не попадают в медкарту и цифровые системы; юридический статус — сервис программы приверженности, это фиксируется в договоре с поликлиникой</w:t>
+            </w:r>
+          </w:p>
+        </w:tc>
+      </w:tr>
+      <w:tr>
+        <w:tc>
+          <w:tcPr>
+            <w:tcW w:type="dxa" w:w="4986"/>
+          </w:tcPr>
+          <w:p>
+            <w:r>
+              <w:rPr>
+                <w:sz w:val="18"/>
+              </w:rPr>
+            </w:r>
+            <w:r>
+              <w:rPr>
+                <w:sz w:val="18"/>
+              </w:rPr>
+              <w:t>Мотивация поликлиники ослаблена</w:t>
+            </w:r>
+          </w:p>
+        </w:tc>
+        <w:tc>
+          <w:tcPr>
+            <w:tcW w:type="dxa" w:w="4986"/>
+          </w:tcPr>
+          <w:p>
+            <w:r>
+              <w:rPr>
+                <w:sz w:val="18"/>
+              </w:rPr>
+            </w:r>
+            <w:r>
+              <w:rPr>
+                <w:sz w:val="18"/>
+              </w:rPr>
+              <w:t>баллов стимулирующего компонента нет, требования приказа закупом не исполняются; остаются доводы экономии (вызовы 4 800 тенге) и качества работы с хрониками</w:t>
+            </w:r>
+          </w:p>
+        </w:tc>
+      </w:tr>
+      <w:tr>
+        <w:tc>
+          <w:tcPr>
+            <w:tcW w:type="dxa" w:w="4986"/>
+          </w:tcPr>
+          <w:p>
+            <w:r>
+              <w:rPr>
+                <w:sz w:val="18"/>
+              </w:rPr>
+            </w:r>
+            <w:r>
+              <w:rPr>
+                <w:sz w:val="18"/>
+              </w:rPr>
+              <w:t>Закуп уязвим при проверке</w:t>
+            </w:r>
+          </w:p>
+        </w:tc>
+        <w:tc>
+          <w:tcPr>
+            <w:tcW w:type="dxa" w:w="4986"/>
+          </w:tcPr>
+          <w:p>
+            <w:r>
+              <w:rPr>
+                <w:sz w:val="18"/>
+              </w:rPr>
+            </w:r>
+            <w:r>
+              <w:rPr>
+                <w:sz w:val="18"/>
+              </w:rPr>
+              <w:t>закупка немедицинского устройства под медицинские по сути задачи требует юридически чистой рамки («программа приверженности», платные услуги, попечительские средства) — заключение юриста до заказа партии</w:t>
+            </w:r>
+          </w:p>
+        </w:tc>
+      </w:tr>
+      <w:tr>
+        <w:tc>
+          <w:tcPr>
+            <w:tcW w:type="dxa" w:w="4986"/>
+          </w:tcPr>
+          <w:p>
+            <w:r>
+              <w:rPr>
+                <w:sz w:val="18"/>
+              </w:rPr>
+            </w:r>
+            <w:r>
+              <w:rPr>
+                <w:sz w:val="18"/>
+              </w:rPr>
+              <w:t>Ручной ввод — законен</w:t>
+            </w:r>
+          </w:p>
+        </w:tc>
+        <w:tc>
+          <w:tcPr>
+            <w:tcW w:type="dxa" w:w="4986"/>
+          </w:tcPr>
+          <w:p>
+            <w:r>
+              <w:rPr>
+                <w:sz w:val="18"/>
+              </w:rPr>
+            </w:r>
+            <w:r>
+              <w:rPr>
+                <w:sz w:val="18"/>
+              </w:rPr>
+              <w:t>тот же пункт 5 прямо разрешает «ручной ввод данных о состоянии здоровья пациента самим пациентом и (или) лечащим врачом» — дневник давления и веса, отчёт к приёму работают легально</w:t>
+            </w:r>
+          </w:p>
+        </w:tc>
+      </w:tr>
+    </w:tbl>
+    <w:p/>
+    <w:p>
+      <w:pPr>
+        <w:pStyle w:val="Heading3"/>
+      </w:pPr>
+      <w:r>
+        <w:rPr>
+          <w:color w:val="177A50"/>
+        </w:rPr>
+        <w:t>6.3 Граница назначения — вторая рамка</w:t>
+      </w:r>
+    </w:p>
+    <w:p>
+      <w:r>
+        <w:t>Статус устройства определяется заявленным назначением (Рекомендация Коллегии ЕЭК от 12.11.2018 № 25, пункт 5: медицинское предназначение должно быть единственным или основным). Пока публичные формулировки — про самочувствие и активность, регистрация не нужна: так продаются Xiaomi и Huawei. Слова «диагностика», «выявление аритмии», «контроль заболевания», «врач наблюдает» в упаковке, приложении или рекламе делают устройство незарегистрированным медизделием: изъятие из обращения, административная ответственность, удар по бренду Damumed. Санитарный словарь и юридическая вычитка всех текстов — обязательный разовый этап.</w:t>
+      </w:r>
+    </w:p>
+    <w:p>
+      <w:pPr>
+        <w:pStyle w:val="Heading3"/>
+      </w:pPr>
+      <w:r>
+        <w:rPr>
+          <w:color w:val="177A50"/>
+        </w:rPr>
+        <w:t>6.4 Налоги, таможня, данные</w:t>
       </w:r>
     </w:p>
     <w:p>
@@ -2381,10 +2386,10 @@
         <w:rPr>
           <w:b/>
         </w:rPr>
-        <w:t>Автоматический контур закрыт.</w:t>
+        <w:t>НДС при импорте — базовые 16%</w:t>
       </w:r>
       <w:r>
-        <w:t xml:space="preserve"> Несертифицированный браслет не может быть источником данных для дистанционного наблюдения: его показатели нельзя принимать в медицинские цифровые системы в автоматическом режиме. Панели врача в варианте Б нет.</w:t>
+        <w:t xml:space="preserve"> (льготная ставка 5% в 2026 году действует только для медизделий с удостоверением). Налог зачётный, в марже не участвует, но замораживает около 6,4 млн тенге в обороте на партию.</w:t>
       </w:r>
     </w:p>
     <w:p>
@@ -2395,10 +2400,10 @@
         <w:rPr>
           <w:b/>
         </w:rPr>
-        <w:t>Мотивация поликлиники резко ослаблена.</w:t>
+        <w:t>Код товарной номенклатуры</w:t>
       </w:r>
       <w:r>
-        <w:t xml:space="preserve"> Сам закуп браслетов не запрещён — это обычный товар. Но наблюдение по ним не засчитывается, программа управления заболеваниями с этими данными не работает, стимулирующий компонент (50 баллов за динамическое наблюдение) не задействуется, требования приказа № ҚР ДСМ-39 закупом не исполняются. Поликлиничный трек поэтому возможен только в рамке «программы приверженности» и с юридической проработкой — как рисковая опция (раздел 4.2).</w:t>
+        <w:t xml:space="preserve"> без медицинского назначения может отличаться от 9018 (носимая электроника — группа 8517 и смежные); в расчёте пошлина 2% консервативно. Предварительное классификационное решение Комитета госдоходов — до контракта.</w:t>
       </w:r>
     </w:p>
     <w:p>
@@ -2409,10 +2414,29 @@
         <w:rPr>
           <w:b/>
         </w:rPr>
-        <w:t>Ручной ввод остаётся законным.</w:t>
+        <w:t>Персональные данные</w:t>
       </w:r>
       <w:r>
-        <w:t xml:space="preserve"> Тот же пункт 5 прямо предусматривает «ручной ввод данных о состоянии здоровья пациента самим пациентом и (или) лечащим врачом». Пациент вправе показать врачу свои тренды и внести показатели в дневник — это честный сценарий варианта Б, и именно так он и описывается: «покажите данные врачу», а не «врач наблюдает за вами».</w:t>
+        <w:t>: требования закона действуют независимо от статуса устройства — первичное хранение в Казахстане, согласия, данные напрямую нам без облака производителя. Вне медицинского контура данные браслета — персональные данные, но не врачебная тайна: режим проще, чем в варианте А.</w:t>
+      </w:r>
+    </w:p>
+    <w:p>
+      <w:pPr>
+        <w:pStyle w:val="ListBullet"/>
+      </w:pPr>
+      <w:r>
+        <w:t>Регистрационных процедур нет: ни досье, ни экспертизы, ни медицинской маркировки. Остаются обычные для электроники: электромагнитная совместимость, радиомодуль Bluetooth, маркировка товара на двух языках.</w:t>
+      </w:r>
+    </w:p>
+    <w:p>
+      <w:pPr>
+        <w:pStyle w:val="Heading2"/>
+      </w:pPr>
+      <w:r>
+        <w:rPr>
+          <w:color w:val="177A50"/>
+        </w:rPr>
+        <w:t>7. Мобильное приложение и панель врача</w:t>
       </w:r>
     </w:p>
     <w:p>
@@ -2423,12 +2447,12 @@
         <w:rPr>
           <w:color w:val="177A50"/>
         </w:rPr>
-        <w:t>6.3 Персональные данные</w:t>
+        <w:t>7.1 Раздел пациента — без изменений</w:t>
       </w:r>
     </w:p>
     <w:p>
       <w:r>
-        <w:t>Требования закона «О персональных данных» действуют независимо от статуса устройства: хранение первичной базы — в Казахстане, согласия на обработку, трансграничная передача только в страны с защитой данных. Архитектура «данные в облако китайского производителя» неисполнима и в варианте Б — критерий завода «данные напрямую нам» сохраняет силу. Отличие от варианта А: данные браслета вне медицинского контура — это персональные данные, но не врачебная тайна, режим проще (нет запрета пункта 6 статьи 273 Кодекса на подключение к внешним базам без согласия).</w:t>
+        <w:t>«Показатели здоровья» внутри «Моих данных» приложения Damumed: личный коридор вместо популяционной нормы, три уровня раскрытия, честная калибровка первой недели, именованные паттерны сна, дневник давления и веса с ручным вводом, отчёт к приёму. Пациентские функции искусственного интеллекта: контроль качества сигнала, умные напоминания, объяснения показателей на русском и казахском.</w:t>
       </w:r>
     </w:p>
     <w:p>
@@ -2439,21 +2463,58 @@
         <w:rPr>
           <w:color w:val="177A50"/>
         </w:rPr>
-        <w:t>6.4 Налог на добавленную стоимость</w:t>
+        <w:t>7.2 Панель врача — та же по функциям, другая по статусу</w:t>
       </w:r>
     </w:p>
     <w:p>
       <w:r>
-        <w:t xml:space="preserve">Льготная ставка (5% в 2026, 10% с 2027) применяется только к медизделиям с регистрационным удостоверением. Без удостоверения импорт облагается по базовой ставке </w:t>
+        <w:t>Функционально панель повторяет вариант А: список наблюдаемых со светофором, карточка пациента к приёму, журнал событий с разметкой исхода, отчёты для поликлиники. Отличия продиктованы оговоркой о приказе:</w:t>
+      </w:r>
+    </w:p>
+    <w:p>
+      <w:pPr>
+        <w:pStyle w:val="ListBullet"/>
+      </w:pPr>
+      <w:r>
+        <w:t xml:space="preserve">данные браслета </w:t>
       </w:r>
       <w:r>
         <w:rPr>
           <w:b/>
         </w:rPr>
-        <w:t>16%</w:t>
+        <w:t>не записываются</w:t>
       </w:r>
       <w:r>
-        <w:t>. Налог зачётный: при продажах с НДС он возвращается зачётом и в марже не участвует, но замораживает деньги в обороте — около 6,4 млн тенге на партию против 2,0 млн при льготной ставке. В денежном потоке расчёта это учтено как кассовый разрыв, не как расход.</w:t>
+        <w:t xml:space="preserve"> в медкарту и медицинские цифровые системы — панель живёт рядом с системой как информационный сервис;</w:t>
+      </w:r>
+    </w:p>
+    <w:p>
+      <w:pPr>
+        <w:pStyle w:val="ListBullet"/>
+      </w:pPr>
+      <w:r>
+        <w:t>формулировки внутри — не медицинские: не «тревога, риск декомпенсации», а «показатели вне личного коридора, обратите внимание»;</w:t>
+      </w:r>
+    </w:p>
+    <w:p>
+      <w:pPr>
+        <w:pStyle w:val="ListBullet"/>
+      </w:pPr>
+      <w:r>
+        <w:t>отчётность для программы управления заболеваниями и стимулирующего компонента из панели не формируется — её не к чему прикладывать без зачёта наблюдения;</w:t>
+      </w:r>
+    </w:p>
+    <w:p>
+      <w:pPr>
+        <w:pStyle w:val="ListBullet"/>
+      </w:pPr>
+      <w:r>
+        <w:t>статус панели фиксируется в договоре с поликлиникой как сервис программы приверженности.</w:t>
+      </w:r>
+    </w:p>
+    <w:p>
+      <w:r>
+        <w:t>При регистрации вторым этапом панель переводится в официальный контур без переделки — меняется правовой статус, не код.</w:t>
       </w:r>
     </w:p>
     <w:p>
@@ -2464,205 +2525,12 @@
         <w:rPr>
           <w:color w:val="177A50"/>
         </w:rPr>
-        <w:t>6.5 Код товарной номенклатуры</w:t>
+        <w:t>7.3 Слово, которое всё меняет</w:t>
       </w:r>
     </w:p>
     <w:p>
       <w:r>
-        <w:t xml:space="preserve">В варианте А браслет классифицировался как электродиагностическая аппаратура (9018, пошлина 2%, привязка льготы по налогу). Без медицинского назначения классификация может уйти в другие позиции (носимая электроника связи — группа 8517 и смежные), где пошлина может быть как ниже, так и выше. В расчёт консервативно заложена пошлина 2%; </w:t>
-      </w:r>
-      <w:r>
-        <w:rPr>
-          <w:b/>
-        </w:rPr>
-        <w:t>предварительное классификационное решение Комитета государственных доходов до контракта обязательно</w:t>
-      </w:r>
-      <w:r>
-        <w:t xml:space="preserve"> — как и в варианте А, но здесь от него зависит только пошлина, а не льгота.</w:t>
-      </w:r>
-    </w:p>
-    <w:p>
-      <w:pPr>
-        <w:pStyle w:val="Heading3"/>
-      </w:pPr>
-      <w:r>
-        <w:rPr>
-          <w:color w:val="177A50"/>
-        </w:rPr>
-        <w:t>6.6 Что остаётся простым</w:t>
-      </w:r>
-    </w:p>
-    <w:p>
-      <w:r>
-        <w:t>Без регистрации отпадают: досье, экспертиза, испытания по медицинским стандартам, двуязычная медицинская маркировка по правилам медизделий, лицензия на реализацию медизделий. Остаются обычные для электроники процедуры: подтверждение соответствия по техрегламентам (электромагнитная совместимость, радиомодуль Bluetooth), маркировка товара на казахском и русском по закону о защите прав потребителей.</w:t>
-      </w:r>
-    </w:p>
-    <w:p>
-      <w:pPr>
-        <w:pStyle w:val="Heading2"/>
-      </w:pPr>
-      <w:r>
-        <w:rPr>
-          <w:color w:val="177A50"/>
-        </w:rPr>
-        <w:t>7. Мобильное приложение</w:t>
-      </w:r>
-    </w:p>
-    <w:p>
-      <w:pPr>
-        <w:pStyle w:val="Heading3"/>
-      </w:pPr>
-      <w:r>
-        <w:rPr>
-          <w:color w:val="177A50"/>
-        </w:rPr>
-        <w:t>7.1 Что остаётся от варианта А</w:t>
-      </w:r>
-    </w:p>
-    <w:p>
-      <w:r>
-        <w:t>Раздел «Показатели здоровья» внутри «Мои данные» приложения Damumed — тот же: личный коридор вместо популяционной нормы, три уровня раскрытия, честная калибровка первой недели, именованные паттерны сна, дневник давления и веса с ручным вводом. Бенчмарк конкурентов (Oura, Apple, Ultrahuman, Fitbit, клинические платформы) и выводы из него действуют без изменений.</w:t>
-      </w:r>
-    </w:p>
-    <w:p>
-      <w:r>
-        <w:t>Пациентские функции искусственного интеллекта тоже остаются: контроль качества сигнала, умные напоминания, объяснение показателей простым языком на русском и казахском, ответы на бытовые вопросы. Они не интерпретируют данные для клинических решений и статуса устройства не меняют.</w:t>
-      </w:r>
-    </w:p>
-    <w:p>
-      <w:pPr>
-        <w:pStyle w:val="Heading3"/>
-      </w:pPr>
-      <w:r>
-        <w:rPr>
-          <w:color w:val="177A50"/>
-        </w:rPr>
-        <w:t>7.2 Что уходит</w:t>
-      </w:r>
-    </w:p>
-    <w:p>
-      <w:pPr>
-        <w:pStyle w:val="ListBullet"/>
-      </w:pPr>
-      <w:r>
-        <w:rPr>
-          <w:b/>
-        </w:rPr>
-        <w:t>Панель врача в медицинской системе</w:t>
-      </w:r>
-      <w:r>
-        <w:t xml:space="preserve"> — вся (причина в разделе 6.2).</w:t>
-      </w:r>
-    </w:p>
-    <w:p>
-      <w:pPr>
-        <w:pStyle w:val="ListBullet"/>
-      </w:pPr>
-      <w:r>
-        <w:rPr>
-          <w:b/>
-        </w:rPr>
-        <w:t>Тревоги и «врач это видит»</w:t>
-      </w:r>
-      <w:r>
-        <w:t xml:space="preserve"> — любые формулировки, где данные уходят врачу автоматически.</w:t>
-      </w:r>
-    </w:p>
-    <w:p>
-      <w:pPr>
-        <w:pStyle w:val="ListBullet"/>
-      </w:pPr>
-      <w:r>
-        <w:rPr>
-          <w:b/>
-        </w:rPr>
-        <w:t>Протоколы наблюдения по диагнозу</w:t>
-      </w:r>
-      <w:r>
-        <w:t xml:space="preserve"> — раздел не перестраивается «под болезнь», назначенную врачом; вместо этого пользователь сам выбирает, какие показатели ему важны.</w:t>
-      </w:r>
-    </w:p>
-    <w:p>
-      <w:pPr>
-        <w:pStyle w:val="ListBullet"/>
-      </w:pPr>
-      <w:r>
-        <w:rPr>
-          <w:b/>
-        </w:rPr>
-        <w:t>Черновики заключений врачу</w:t>
-      </w:r>
-      <w:r>
-        <w:t xml:space="preserve"> — некому: врачебной стороны нет.</w:t>
-      </w:r>
-    </w:p>
-    <w:p>
-      <w:pPr>
-        <w:pStyle w:val="Heading3"/>
-      </w:pPr>
-      <w:r>
-        <w:rPr>
-          <w:color w:val="177A50"/>
-        </w:rPr>
-        <w:t>7.3 Что появляется взамен</w:t>
-      </w:r>
-    </w:p>
-    <w:p>
-      <w:pPr>
-        <w:pStyle w:val="ListBullet"/>
-      </w:pPr>
-      <w:r>
-        <w:rPr>
-          <w:b/>
-        </w:rPr>
-        <w:t>«Отчёт для врача» руками пациента</w:t>
-      </w:r>
-      <w:r>
-        <w:t>: документ за 30 дней (сон, пульс, кислород, дневник давления), который человек скачивает и показывает на приёме. Юридически это личные данные пациента, которыми он распоряжается сам.</w:t>
-      </w:r>
-    </w:p>
-    <w:p>
-      <w:pPr>
-        <w:pStyle w:val="ListBullet"/>
-      </w:pPr>
-      <w:r>
-        <w:rPr>
-          <w:b/>
-        </w:rPr>
-        <w:t>Совместный доступ для семьи</w:t>
-      </w:r>
-      <w:r>
-        <w:t>: взрослые дети видят показатели родителя с его согласия — сильный сценарий для сегмента «купить родителям».</w:t>
-      </w:r>
-    </w:p>
-    <w:p>
-      <w:pPr>
-        <w:pStyle w:val="ListBullet"/>
-      </w:pPr>
-      <w:r>
-        <w:rPr>
-          <w:b/>
-        </w:rPr>
-        <w:t>Дневник самочувствия</w:t>
-      </w:r>
-      <w:r>
-        <w:t xml:space="preserve"> с ручным вводом давления, веса и приёма лекарств — данные вносит сам человек, что прямо разрешено пунктом 5 Требований.</w:t>
-      </w:r>
-    </w:p>
-    <w:p>
-      <w:pPr>
-        <w:pStyle w:val="Heading3"/>
-      </w:pPr>
-      <w:r>
-        <w:rPr>
-          <w:color w:val="177A50"/>
-        </w:rPr>
-        <w:t>7.4 Слово, которое всё меняет</w:t>
-      </w:r>
-    </w:p>
-    <w:p>
-      <w:r>
-        <w:t>Один и тот же экран легален и нелегален в зависимости от подписи. «Ваш пульс выше вашего обычного» — благополучие. «Признак ухудшения, сообщите врачу» — медицинская интерпретация. Редактура всех текстов раздела юристом до релиза — обязательный этап, дешёвый по деньгам и критичный по последствиям.</w:t>
+        <w:t>Один и тот же экран легален и нелегален в зависимости от подписи. Все тексты раздела и панели проходят юридическую вычитку до релиза — дёшево по деньгам, критично по последствиям.</w:t>
       </w:r>
     </w:p>
     <w:p>
@@ -2689,12 +2557,12 @@
     </w:p>
     <w:p>
       <w:r>
-        <w:t>Совпадают с вариантом А по железу: закупочная цена 7,5 доллара (цель переговоров), курс 465, логистика 0,40 доллара, пошлина 2% (консервативно — раздел 6.5), упаковка 0,6 доллара, брак 3%, облако и поддержка 1,5 млн тенге в месяц, разработка программной части — силами Damumed (0 тенге, решение владельца).</w:t>
+        <w:t>Совпадают с вариантом А по железу и ценам: закупочная цена 7,5 доллара (цель переговоров), курс 465, логистика 0,40 доллара, пошлина 2% (консервативно), упаковка 0,6 доллара, брак 3%, облако и поддержка 1,5 млн тенге в месяц, разработка — силами Damumed (0 тенге). Каналы и цены: 70% поликлиники (6 900 тенге, модуль 500 тенге внутренней ценой) + 30% розница (14 990 тенге, комиссия 13%, подписка 690 × 30%).</w:t>
       </w:r>
     </w:p>
     <w:p>
       <w:r>
-        <w:t>Отличия варианта Б:</w:t>
+        <w:t>Отличия от варианта А — только два:</w:t>
       </w:r>
     </w:p>
     <w:tbl>
@@ -2896,253 +2764,13 @@
           </w:p>
         </w:tc>
       </w:tr>
-      <w:tr>
-        <w:tc>
-          <w:tcPr>
-            <w:tcW w:type="dxa" w:w="3324"/>
-          </w:tcPr>
-          <w:p>
-            <w:r>
-              <w:rPr>
-                <w:sz w:val="18"/>
-              </w:rPr>
-            </w:r>
-            <w:r>
-              <w:rPr>
-                <w:sz w:val="18"/>
-              </w:rPr>
-              <w:t>Каналы</w:t>
-            </w:r>
-          </w:p>
-        </w:tc>
-        <w:tc>
-          <w:tcPr>
-            <w:tcW w:type="dxa" w:w="3324"/>
-          </w:tcPr>
-          <w:p>
-            <w:r>
-              <w:rPr>
-                <w:sz w:val="18"/>
-              </w:rPr>
-            </w:r>
-            <w:r>
-              <w:rPr>
-                <w:sz w:val="18"/>
-              </w:rPr>
-              <w:t>70% поликлиники + 30% розница</w:t>
-            </w:r>
-          </w:p>
-        </w:tc>
-        <w:tc>
-          <w:tcPr>
-            <w:tcW w:type="dxa" w:w="3324"/>
-          </w:tcPr>
-          <w:p>
-            <w:r>
-              <w:rPr>
-                <w:sz w:val="18"/>
-              </w:rPr>
-            </w:r>
-            <w:r>
-              <w:rPr>
-                <w:b/>
-                <w:sz w:val="18"/>
-              </w:rPr>
-              <w:t>100% розница</w:t>
-            </w:r>
-          </w:p>
-        </w:tc>
-      </w:tr>
-      <w:tr>
-        <w:tc>
-          <w:tcPr>
-            <w:tcW w:type="dxa" w:w="3324"/>
-          </w:tcPr>
-          <w:p>
-            <w:r>
-              <w:rPr>
-                <w:sz w:val="18"/>
-              </w:rPr>
-            </w:r>
-            <w:r>
-              <w:rPr>
-                <w:sz w:val="18"/>
-              </w:rPr>
-              <w:t>Темп продаж</w:t>
-            </w:r>
-          </w:p>
-        </w:tc>
-        <w:tc>
-          <w:tcPr>
-            <w:tcW w:type="dxa" w:w="3324"/>
-          </w:tcPr>
-          <w:p>
-            <w:r>
-              <w:rPr>
-                <w:sz w:val="18"/>
-              </w:rPr>
-            </w:r>
-            <w:r>
-              <w:rPr>
-                <w:sz w:val="18"/>
-              </w:rPr>
-              <w:t>партия за 6 месяцев (закуп поликлиник)</w:t>
-            </w:r>
-          </w:p>
-        </w:tc>
-        <w:tc>
-          <w:tcPr>
-            <w:tcW w:type="dxa" w:w="3324"/>
-          </w:tcPr>
-          <w:p>
-            <w:r>
-              <w:rPr>
-                <w:sz w:val="18"/>
-              </w:rPr>
-            </w:r>
-            <w:r>
-              <w:rPr>
-                <w:sz w:val="18"/>
-              </w:rPr>
-              <w:t xml:space="preserve">партия за </w:t>
-            </w:r>
-            <w:r>
-              <w:rPr>
-                <w:b/>
-                <w:sz w:val="18"/>
-              </w:rPr>
-              <w:t>12 месяцев</w:t>
-            </w:r>
-            <w:r>
-              <w:rPr>
-                <w:sz w:val="18"/>
-              </w:rPr>
-              <w:t xml:space="preserve"> (розница)</w:t>
-            </w:r>
-          </w:p>
-        </w:tc>
-      </w:tr>
-      <w:tr>
-        <w:tc>
-          <w:tcPr>
-            <w:tcW w:type="dxa" w:w="3324"/>
-          </w:tcPr>
-          <w:p>
-            <w:r>
-              <w:rPr>
-                <w:sz w:val="18"/>
-              </w:rPr>
-            </w:r>
-            <w:r>
-              <w:rPr>
-                <w:sz w:val="18"/>
-              </w:rPr>
-              <w:t>Сервисная выручка</w:t>
-            </w:r>
-          </w:p>
-        </w:tc>
-        <w:tc>
-          <w:tcPr>
-            <w:tcW w:type="dxa" w:w="3324"/>
-          </w:tcPr>
-          <w:p>
-            <w:r>
-              <w:rPr>
-                <w:sz w:val="18"/>
-              </w:rPr>
-            </w:r>
-            <w:r>
-              <w:rPr>
-                <w:sz w:val="18"/>
-              </w:rPr>
-              <w:t>модуль 500 ₸ × пациенты + подписки</w:t>
-            </w:r>
-          </w:p>
-        </w:tc>
-        <w:tc>
-          <w:tcPr>
-            <w:tcW w:type="dxa" w:w="3324"/>
-          </w:tcPr>
-          <w:p>
-            <w:r>
-              <w:rPr>
-                <w:sz w:val="18"/>
-              </w:rPr>
-            </w:r>
-            <w:r>
-              <w:rPr>
-                <w:b/>
-                <w:sz w:val="18"/>
-              </w:rPr>
-              <w:t>только подписки</w:t>
-            </w:r>
-            <w:r>
-              <w:rPr>
-                <w:sz w:val="18"/>
-              </w:rPr>
-              <w:t xml:space="preserve"> 690 ₸ × 30% купивших</w:t>
-            </w:r>
-          </w:p>
-        </w:tc>
-      </w:tr>
-      <w:tr>
-        <w:tc>
-          <w:tcPr>
-            <w:tcW w:type="dxa" w:w="3324"/>
-          </w:tcPr>
-          <w:p>
-            <w:r>
-              <w:rPr>
-                <w:sz w:val="18"/>
-              </w:rPr>
-            </w:r>
-            <w:r>
-              <w:rPr>
-                <w:sz w:val="18"/>
-              </w:rPr>
-              <w:t>НДС при импорте (зачётный)</w:t>
-            </w:r>
-          </w:p>
-        </w:tc>
-        <w:tc>
-          <w:tcPr>
-            <w:tcW w:type="dxa" w:w="3324"/>
-          </w:tcPr>
-          <w:p>
-            <w:r>
-              <w:rPr>
-                <w:sz w:val="18"/>
-              </w:rPr>
-            </w:r>
-            <w:r>
-              <w:rPr>
-                <w:sz w:val="18"/>
-              </w:rPr>
-              <w:t>5%</w:t>
-            </w:r>
-          </w:p>
-        </w:tc>
-        <w:tc>
-          <w:tcPr>
-            <w:tcW w:type="dxa" w:w="3324"/>
-          </w:tcPr>
-          <w:p>
-            <w:r>
-              <w:rPr>
-                <w:sz w:val="18"/>
-              </w:rPr>
-            </w:r>
-            <w:r>
-              <w:rPr>
-                <w:sz w:val="18"/>
-              </w:rPr>
-              <w:t>16%</w:t>
-            </w:r>
-          </w:p>
-        </w:tc>
-      </w:tr>
     </w:tbl>
     <w:p/>
+    <w:p>
+      <w:r>
+        <w:t>НДС при импорте: 16% вместо 5% — зачётный, в прибыли не участвует, в кассовом разрыве учтён.</w:t>
+      </w:r>
+    </w:p>
     <w:p>
       <w:pPr>
         <w:pStyle w:val="Heading3"/>
@@ -3151,21 +2779,12 @@
         <w:rPr>
           <w:color w:val="177A50"/>
         </w:rPr>
-        <w:t>8.2 Себестоимость</w:t>
+        <w:t>8.2 Себестоимость и маржа</w:t>
       </w:r>
     </w:p>
     <w:p>
       <w:r>
-        <w:t xml:space="preserve">Не меняется: 4 026 тенге на складе, 4 150 с резервом на брак. Маржа с устройства после комиссии канала 13% — </w:t>
-      </w:r>
-      <w:r>
-        <w:rPr>
-          <w:b/>
-        </w:rPr>
-        <w:t>8 891 тенге</w:t>
-      </w:r>
-      <w:r>
-        <w:t xml:space="preserve"> (59% розничной цены). Для сравнения: в варианте А маржа на поликлиничном устройстве была 2 750 тенге.</w:t>
+        <w:t>Не меняются: 4 026 тенге на складе, 4 150 с браком. Маржа: поликлиники ≈ 2 750 тенге с устройства, розница ≈ 8 890 тенге после комиссии. Повторная выручка при полностью распроданной партии — около 4,1 млн тенге в месяц (модуль 3,5 млн внутренним трансфером + подписки 0,6 млн).</w:t>
       </w:r>
     </w:p>
     <w:p>
@@ -3181,7 +2800,7 @@
     </w:p>
     <w:p>
       <w:r>
-        <w:t>Партия 10 000, продажи с месяца 6 равными долями за 12 месяцев, горизонт 24 месяца:</w:t>
+        <w:t>Партия 10 000, продажи с месяца 6, партия расходится за 6 месяцев (закуп поликлиник быстрый), горизонт 24 месяца:</w:t>
       </w:r>
     </w:p>
     <w:tbl>
@@ -3251,7 +2870,7 @@
               <w:rPr>
                 <w:sz w:val="18"/>
               </w:rPr>
-              <w:t>Выручка от устройств (за вычетом комиссии)</w:t>
+              <w:t>Выручка от устройств</w:t>
             </w:r>
           </w:p>
         </w:tc>
@@ -3269,7 +2888,7 @@
               <w:rPr>
                 <w:sz w:val="18"/>
               </w:rPr>
-              <w:t>130,4 млн тенге</w:t>
+              <w:t>87,4 млн тенге</w:t>
             </w:r>
           </w:p>
         </w:tc>
@@ -3289,7 +2908,7 @@
               <w:rPr>
                 <w:sz w:val="18"/>
               </w:rPr>
-              <w:t>Выручка от подписок за горизонт</w:t>
+              <w:t>Сервисная выручка за горизонт (модуль + подписки)</w:t>
             </w:r>
           </w:p>
         </w:tc>
@@ -3307,7 +2926,7 @@
               <w:rPr>
                 <w:sz w:val="18"/>
               </w:rPr>
-              <w:t>27,9 млн тенге</w:t>
+              <w:t>68,0 млн тенге</w:t>
             </w:r>
           </w:p>
         </w:tc>
@@ -3327,7 +2946,7 @@
               <w:rPr>
                 <w:sz w:val="18"/>
               </w:rPr>
-              <w:t>Стоимость партии</w:t>
+              <w:t>Партия + образцы + облако и поддержка за 24 мес</w:t>
             </w:r>
           </w:p>
         </w:tc>
@@ -3345,7 +2964,7 @@
               <w:rPr>
                 <w:sz w:val="18"/>
               </w:rPr>
-              <w:t>40,3 млн тенге</w:t>
+              <w:t>−79,3 млн тенге</w:t>
             </w:r>
           </w:p>
         </w:tc>
@@ -3363,9 +2982,10 @@
             </w:r>
             <w:r>
               <w:rPr>
-                <w:sz w:val="18"/>
-              </w:rPr>
-              <w:t>Вложения вне партии</w:t>
+                <w:b/>
+                <w:sz w:val="18"/>
+              </w:rPr>
+              <w:t>Результат к 24-му месяцу</w:t>
             </w:r>
           </w:p>
         </w:tc>
@@ -3381,9 +3001,10 @@
             </w:r>
             <w:r>
               <w:rPr>
-                <w:sz w:val="18"/>
-              </w:rPr>
-              <w:t>3 млн тенге</w:t>
+                <w:b/>
+                <w:sz w:val="18"/>
+              </w:rPr>
+              <w:t>плюс 76,2 млн тенге</w:t>
             </w:r>
           </w:p>
         </w:tc>
@@ -3403,7 +3024,7 @@
               <w:rPr>
                 <w:sz w:val="18"/>
               </w:rPr>
-              <w:t>Облако и поддержка за 24 месяца</w:t>
+              <w:t>Точка окупаемости</w:t>
             </w:r>
           </w:p>
         </w:tc>
@@ -3421,123 +3042,7 @@
               <w:rPr>
                 <w:sz w:val="18"/>
               </w:rPr>
-              <w:t>36 млн тенге</w:t>
-            </w:r>
-          </w:p>
-        </w:tc>
-      </w:tr>
-      <w:tr>
-        <w:tc>
-          <w:tcPr>
-            <w:tcW w:type="dxa" w:w="4986"/>
-          </w:tcPr>
-          <w:p>
-            <w:r>
-              <w:rPr>
-                <w:sz w:val="18"/>
-              </w:rPr>
-            </w:r>
-            <w:r>
-              <w:rPr>
-                <w:b/>
-                <w:sz w:val="18"/>
-              </w:rPr>
-              <w:t>Результат к 24-му месяцу</w:t>
-            </w:r>
-          </w:p>
-        </w:tc>
-        <w:tc>
-          <w:tcPr>
-            <w:tcW w:type="dxa" w:w="4986"/>
-          </w:tcPr>
-          <w:p>
-            <w:r>
-              <w:rPr>
-                <w:sz w:val="18"/>
-              </w:rPr>
-            </w:r>
-            <w:r>
-              <w:rPr>
-                <w:b/>
-                <w:sz w:val="18"/>
-              </w:rPr>
-              <w:t>плюс 79,1 млн тенге</w:t>
-            </w:r>
-          </w:p>
-        </w:tc>
-      </w:tr>
-      <w:tr>
-        <w:tc>
-          <w:tcPr>
-            <w:tcW w:type="dxa" w:w="4986"/>
-          </w:tcPr>
-          <w:p>
-            <w:r>
-              <w:rPr>
-                <w:sz w:val="18"/>
-              </w:rPr>
-            </w:r>
-            <w:r>
-              <w:rPr>
-                <w:sz w:val="18"/>
-              </w:rPr>
-              <w:t>Точка окупаемости</w:t>
-            </w:r>
-          </w:p>
-        </w:tc>
-        <w:tc>
-          <w:tcPr>
-            <w:tcW w:type="dxa" w:w="4986"/>
-          </w:tcPr>
-          <w:p>
-            <w:r>
-              <w:rPr>
-                <w:sz w:val="18"/>
-              </w:rPr>
-            </w:r>
-            <w:r>
-              <w:rPr>
-                <w:sz w:val="18"/>
-              </w:rPr>
-              <w:t>месяц 11</w:t>
-            </w:r>
-          </w:p>
-        </w:tc>
-      </w:tr>
-      <w:tr>
-        <w:tc>
-          <w:tcPr>
-            <w:tcW w:type="dxa" w:w="4986"/>
-          </w:tcPr>
-          <w:p>
-            <w:r>
-              <w:rPr>
-                <w:sz w:val="18"/>
-              </w:rPr>
-            </w:r>
-            <w:r>
-              <w:rPr>
-                <w:sz w:val="18"/>
-              </w:rPr>
-              <w:t>Подписочная выручка в устойчивом режиме</w:t>
-            </w:r>
-          </w:p>
-        </w:tc>
-        <w:tc>
-          <w:tcPr>
-            <w:tcW w:type="dxa" w:w="4986"/>
-          </w:tcPr>
-          <w:p>
-            <w:r>
-              <w:rPr>
-                <w:sz w:val="18"/>
-              </w:rPr>
-            </w:r>
-            <w:r>
-              <w:rPr>
-                <w:sz w:val="18"/>
-              </w:rPr>
-              <w:t>2,07 млн тенге в месяц</w:t>
+              <w:t>месяц 9</w:t>
             </w:r>
           </w:p>
         </w:tc>
@@ -3546,7 +3051,7 @@
     <w:p/>
     <w:p>
       <w:r>
-        <w:t>На бумаге вариант Б прибыльнее варианта А (плюс 79 против плюс 20 млн тенге) — потому что вся партия продаётся по розничной марже 8 900 тенге вместо поликлиничной 2 750, и продажи начинаются на десять месяцев раньше. Следующие два подраздела показывают, чем эта разница оплачена.</w:t>
+        <w:t>Против плюс 20 млн тенге в варианте А. Продукт и цены одинаковы — вся разница в том, что продажи и сервисный счётчик включаются на десять месяцев раньше и 15 млн не тратятся на регистрацию.</w:t>
       </w:r>
     </w:p>
     <w:p>
@@ -3557,12 +3062,12 @@
         <w:rPr>
           <w:color w:val="177A50"/>
         </w:rPr>
-        <w:t>8.4 Чувствительность к спросу — главный риск варианта</w:t>
+        <w:t>8.4 Чувствительность к оговорке о приказе — главный риск</w:t>
       </w:r>
     </w:p>
     <w:p>
       <w:r>
-        <w:t>Расчёт выше предполагает, что вся партия продаётся за 12 месяцев. Это допущение ничем не подтверждено — у нас нет ни одного проданного устройства, а канал поликлиник, страховавший спрос в варианте А, закрыт.</w:t>
+        <w:t>Базовый расчёт предполагает, что поликлиники закупают браслеты и без официального зачёта наблюдения. Это допущение и есть оговорка о приказе в денежном выражении:</w:t>
       </w:r>
     </w:p>
     <w:tbl>
@@ -3593,7 +3098,7 @@
                 <w:b/>
                 <w:sz w:val="18"/>
               </w:rPr>
-              <w:t>Продано из 10 000 за 24 месяца</w:t>
+              <w:t>Сценарий</w:t>
             </w:r>
           </w:p>
         </w:tc>
@@ -3653,7 +3158,7 @@
               <w:rPr>
                 <w:sz w:val="18"/>
               </w:rPr>
-              <w:t>100% (базовый расчёт)</w:t>
+              <w:t>Оба канала по плану (70/30)</w:t>
             </w:r>
           </w:p>
         </w:tc>
@@ -3669,9 +3174,10 @@
             </w:r>
             <w:r>
               <w:rPr>
-                <w:sz w:val="18"/>
-              </w:rPr>
-              <w:t>+79,1 млн ₸</w:t>
+                <w:b/>
+                <w:sz w:val="18"/>
+              </w:rPr>
+              <w:t>+76,2 млн ₸</w:t>
             </w:r>
           </w:p>
         </w:tc>
@@ -3689,7 +3195,7 @@
               <w:rPr>
                 <w:sz w:val="18"/>
               </w:rPr>
-              <w:t>месяц 11</w:t>
+              <w:t>месяц 9</w:t>
             </w:r>
           </w:p>
         </w:tc>
@@ -3709,7 +3215,7 @@
               <w:rPr>
                 <w:sz w:val="18"/>
               </w:rPr>
-              <w:t>70%</w:t>
+              <w:t>Поликлиники взяли половину плана (3 500 из 7 000)</w:t>
             </w:r>
           </w:p>
         </w:tc>
@@ -3727,7 +3233,7 @@
               <w:rPr>
                 <w:sz w:val="18"/>
               </w:rPr>
-              <w:t>+31,6 млн ₸</w:t>
+              <w:t>+23,1 млн ₸</w:t>
             </w:r>
           </w:p>
         </w:tc>
@@ -3745,7 +3251,7 @@
               <w:rPr>
                 <w:sz w:val="18"/>
               </w:rPr>
-              <w:t>месяц 13</w:t>
+              <w:t>месяц 10</w:t>
             </w:r>
           </w:p>
         </w:tc>
@@ -3766,7 +3272,7 @@
                 <w:b/>
                 <w:sz w:val="18"/>
               </w:rPr>
-              <w:t>50% — точка безубыточности</w:t>
+              <w:t>Поликлиничный контур не устоял: продана только плановая розница (3 000)</w:t>
             </w:r>
           </w:p>
         </w:tc>
@@ -3785,7 +3291,7 @@
                 <w:b/>
                 <w:sz w:val="18"/>
               </w:rPr>
-              <w:t>−0,1 млн ₸</w:t>
+              <w:t>−31,8 млн ₸</w:t>
             </w:r>
           </w:p>
         </w:tc>
@@ -3803,7 +3309,7 @@
               <w:rPr>
                 <w:sz w:val="18"/>
               </w:rPr>
-              <w:t>месяц 17</w:t>
+              <w:t>за горизонтом</w:t>
             </w:r>
           </w:p>
         </w:tc>
@@ -3823,7 +3329,7 @@
               <w:rPr>
                 <w:sz w:val="18"/>
               </w:rPr>
-              <w:t>Меньше половины</w:t>
+              <w:t>Поликлиник нет, но розница добрала всю партию за 18 месяцев</w:t>
             </w:r>
           </w:p>
         </w:tc>
@@ -3841,7 +3347,7 @@
               <w:rPr>
                 <w:sz w:val="18"/>
               </w:rPr>
-              <w:t>убыток</w:t>
+              <w:t>+72,9 млн ₸</w:t>
             </w:r>
           </w:p>
         </w:tc>
@@ -3859,7 +3365,7 @@
               <w:rPr>
                 <w:sz w:val="18"/>
               </w:rPr>
-              <w:t>за горизонтом</w:t>
+              <w:t>месяц 14</w:t>
             </w:r>
           </w:p>
         </w:tc>
@@ -3868,16 +3374,7 @@
     <w:p/>
     <w:p>
       <w:r>
-        <w:t xml:space="preserve">Точка безубыточности варианта Б — </w:t>
-      </w:r>
-      <w:r>
-        <w:rPr>
-          <w:b/>
-        </w:rPr>
-        <w:t>продать половину партии за два года</w:t>
-      </w:r>
-      <w:r>
-        <w:t>. Всё решает одна величина — конверсия канала приложения Damumed, и её можно и нужно проверить дёшево: пилотная партия Eternity в 500 штук до заказа десяти тысяч.</w:t>
+        <w:t>Читается это так: вариант Б жив, пока жив хотя бы один канал в полном объёме. Худший сценарий — не «поликлиники отказались» (розница способна выкупить партию, последняя строка), а «отказались поликлиники И розница не разогналась». Обе проверки дешевле партии: разговоры с главными врачами — бесплатно, пилот розничного спроса 500 штук — 6–7 тысяч долларов.</w:t>
       </w:r>
     </w:p>
     <w:p>
@@ -3891,291 +3388,18 @@
         <w:t>8.5 Чувствительность к остальным параметрам</w:t>
       </w:r>
     </w:p>
-    <w:tbl>
-      <w:tblPr>
-        <w:tblStyle w:val="TableGrid"/>
-        <w:tblW w:type="auto" w:w="0"/>
-        <w:tblLook w:firstColumn="1" w:firstRow="1" w:lastColumn="0" w:lastRow="0" w:noHBand="0" w:noVBand="1" w:val="04A0"/>
-      </w:tblPr>
-      <w:tblGrid>
-        <w:gridCol w:w="4986"/>
-        <w:gridCol w:w="4986"/>
-      </w:tblGrid>
-      <w:tr>
-        <w:tc>
-          <w:tcPr>
-            <w:tcW w:type="dxa" w:w="4986"/>
-          </w:tcPr>
-          <w:p>
-            <w:r>
-              <w:rPr>
-                <w:b/>
-                <w:sz w:val="18"/>
-              </w:rPr>
-            </w:r>
-            <w:r>
-              <w:rPr>
-                <w:b/>
-                <w:sz w:val="18"/>
-              </w:rPr>
-              <w:t>Сценарий</w:t>
-            </w:r>
-          </w:p>
-        </w:tc>
-        <w:tc>
-          <w:tcPr>
-            <w:tcW w:type="dxa" w:w="4986"/>
-          </w:tcPr>
-          <w:p>
-            <w:r>
-              <w:rPr>
-                <w:b/>
-                <w:sz w:val="18"/>
-              </w:rPr>
-            </w:r>
-            <w:r>
-              <w:rPr>
-                <w:b/>
-                <w:sz w:val="18"/>
-              </w:rPr>
-              <w:t>Результат к 24-му месяцу</w:t>
-            </w:r>
-          </w:p>
-        </w:tc>
-      </w:tr>
-      <w:tr>
-        <w:tc>
-          <w:tcPr>
-            <w:tcW w:type="dxa" w:w="4986"/>
-          </w:tcPr>
-          <w:p>
-            <w:r>
-              <w:rPr>
-                <w:sz w:val="18"/>
-              </w:rPr>
-            </w:r>
-            <w:r>
-              <w:rPr>
-                <w:sz w:val="18"/>
-              </w:rPr>
-              <w:t>База</w:t>
-            </w:r>
-          </w:p>
-        </w:tc>
-        <w:tc>
-          <w:tcPr>
-            <w:tcW w:type="dxa" w:w="4986"/>
-          </w:tcPr>
-          <w:p>
-            <w:r>
-              <w:rPr>
-                <w:sz w:val="18"/>
-              </w:rPr>
-            </w:r>
-            <w:r>
-              <w:rPr>
-                <w:sz w:val="18"/>
-              </w:rPr>
-              <w:t>+79,1 млн ₸</w:t>
-            </w:r>
-          </w:p>
-        </w:tc>
-      </w:tr>
-      <w:tr>
-        <w:tc>
-          <w:tcPr>
-            <w:tcW w:type="dxa" w:w="4986"/>
-          </w:tcPr>
-          <w:p>
-            <w:r>
-              <w:rPr>
-                <w:sz w:val="18"/>
-              </w:rPr>
-            </w:r>
-            <w:r>
-              <w:rPr>
-                <w:sz w:val="18"/>
-              </w:rPr>
-              <w:t>70% розница + 30% поликлиники (закуп 6 900 ₸; рисковый трек — раздел 4.2)</w:t>
-            </w:r>
-          </w:p>
-        </w:tc>
-        <w:tc>
-          <w:tcPr>
-            <w:tcW w:type="dxa" w:w="4986"/>
-          </w:tcPr>
-          <w:p>
-            <w:r>
-              <w:rPr>
-                <w:sz w:val="18"/>
-              </w:rPr>
-            </w:r>
-            <w:r>
-              <w:rPr>
-                <w:sz w:val="18"/>
-              </w:rPr>
-              <w:t>+52,3 млн ₸</w:t>
-            </w:r>
-          </w:p>
-        </w:tc>
-      </w:tr>
-      <w:tr>
-        <w:tc>
-          <w:tcPr>
-            <w:tcW w:type="dxa" w:w="4986"/>
-          </w:tcPr>
-          <w:p>
-            <w:r>
-              <w:rPr>
-                <w:sz w:val="18"/>
-              </w:rPr>
-            </w:r>
-            <w:r>
-              <w:rPr>
-                <w:sz w:val="18"/>
-              </w:rPr>
-              <w:t>Продажи растянулись на 18 месяцев вместо 12</w:t>
-            </w:r>
-          </w:p>
-        </w:tc>
-        <w:tc>
-          <w:tcPr>
-            <w:tcW w:type="dxa" w:w="4986"/>
-          </w:tcPr>
-          <w:p>
-            <w:r>
-              <w:rPr>
-                <w:sz w:val="18"/>
-              </w:rPr>
-            </w:r>
-            <w:r>
-              <w:rPr>
-                <w:sz w:val="18"/>
-              </w:rPr>
-              <w:t>+72,9 млн ₸</w:t>
-            </w:r>
-          </w:p>
-        </w:tc>
-      </w:tr>
-      <w:tr>
-        <w:tc>
-          <w:tcPr>
-            <w:tcW w:type="dxa" w:w="4986"/>
-          </w:tcPr>
-          <w:p>
-            <w:r>
-              <w:rPr>
-                <w:sz w:val="18"/>
-              </w:rPr>
-            </w:r>
-            <w:r>
-              <w:rPr>
-                <w:sz w:val="18"/>
-              </w:rPr>
-              <w:t>Закупочная цена 10 долларов вместо 7,5</w:t>
-            </w:r>
-          </w:p>
-        </w:tc>
-        <w:tc>
-          <w:tcPr>
-            <w:tcW w:type="dxa" w:w="4986"/>
-          </w:tcPr>
-          <w:p>
-            <w:r>
-              <w:rPr>
-                <w:sz w:val="18"/>
-              </w:rPr>
-            </w:r>
-            <w:r>
-              <w:rPr>
-                <w:sz w:val="18"/>
-              </w:rPr>
-              <w:t>+67,2 млн ₸</w:t>
-            </w:r>
-          </w:p>
-        </w:tc>
-      </w:tr>
-      <w:tr>
-        <w:tc>
-          <w:tcPr>
-            <w:tcW w:type="dxa" w:w="4986"/>
-          </w:tcPr>
-          <w:p>
-            <w:r>
-              <w:rPr>
-                <w:sz w:val="18"/>
-              </w:rPr>
-            </w:r>
-            <w:r>
-              <w:rPr>
-                <w:sz w:val="18"/>
-              </w:rPr>
-              <w:t>Розничная цена 12 990 вместо 14 990</w:t>
-            </w:r>
-          </w:p>
-        </w:tc>
-        <w:tc>
-          <w:tcPr>
-            <w:tcW w:type="dxa" w:w="4986"/>
-          </w:tcPr>
-          <w:p>
-            <w:r>
-              <w:rPr>
-                <w:sz w:val="18"/>
-              </w:rPr>
-            </w:r>
-            <w:r>
-              <w:rPr>
-                <w:sz w:val="18"/>
-              </w:rPr>
-              <w:t>+61,7 млн ₸</w:t>
-            </w:r>
-          </w:p>
-        </w:tc>
-      </w:tr>
-      <w:tr>
-        <w:tc>
-          <w:tcPr>
-            <w:tcW w:type="dxa" w:w="4986"/>
-          </w:tcPr>
-          <w:p>
-            <w:r>
-              <w:rPr>
-                <w:sz w:val="18"/>
-              </w:rPr>
-            </w:r>
-            <w:r>
-              <w:rPr>
-                <w:sz w:val="18"/>
-              </w:rPr>
-              <w:t>Предельная закупочная цена</w:t>
-            </w:r>
-          </w:p>
-        </w:tc>
-        <w:tc>
-          <w:tcPr>
-            <w:tcW w:type="dxa" w:w="4986"/>
-          </w:tcPr>
-          <w:p>
-            <w:r>
-              <w:rPr>
-                <w:sz w:val="18"/>
-              </w:rPr>
-            </w:r>
-            <w:r>
-              <w:rPr>
-                <w:sz w:val="18"/>
-              </w:rPr>
-              <w:t>в плюсе до цены выше 17 долларов</w:t>
-            </w:r>
-          </w:p>
-        </w:tc>
-      </w:tr>
-    </w:tbl>
-    <w:p/>
     <w:p>
       <w:r>
-        <w:t>Вывод из таблицы: экономика варианта Б нечувствительна к цене завода и умеренно чувствительна к цене полки — весь риск сосредоточен в спросе (раздел 8.4). Это зеркально варианту А, где спрос был подстрахован, а запас по закупке ограничен 11,5 доллара.</w:t>
+        <w:t>Запас по закупочной цене при живых каналах огромен (проект в плюсе даже при цене завода около 20 долларов — сервисная выручка вытягивает экономику), к курсу и логистике расчёт малочувствителен. Как и в варианте А, размер партии важнее цены: вложения раскладываются на объём. Все допущения крутятся в калькуляторе варианта (</w:t>
+      </w:r>
+      <w:r>
+        <w:rPr>
+          <w:rFonts w:ascii="Courier New" w:hAnsi="Courier New"/>
+        </w:rPr>
+        <w:t>calculator-bez-ru.html</w:t>
+      </w:r>
+      <w:r>
+        <w:t>).</w:t>
       </w:r>
     </w:p>
     <w:p>
@@ -4190,27 +3414,8 @@
       </w:r>
     </w:p>
     <w:p>
-      <w:pPr>
-        <w:pStyle w:val="ListBullet"/>
-      </w:pPr>
       <w:r>
-        <w:t>Маркетинговый бюджет принят нулевым: расчёт опирается на бесплатный канал приложения. Если конверсии канала не хватит, продвижение на Kaspi и в рознице — дополнительная статья, которой в модели нет.</w:t>
-      </w:r>
-    </w:p>
-    <w:p>
-      <w:pPr>
-        <w:pStyle w:val="ListBullet"/>
-      </w:pPr>
-      <w:r>
-        <w:t>Возвраты и гарантийные случаи сверх резерва 3% не моделировались.</w:t>
-      </w:r>
-    </w:p>
-    <w:p>
-      <w:pPr>
-        <w:pStyle w:val="ListBullet"/>
-      </w:pPr>
-      <w:r>
-        <w:t>Сегмент корпораций и страховых не включён (резерв сверх плана).</w:t>
+        <w:t>Маркетинговый бюджет розницы принят нулевым (ставка на канал приложения); возвраты сверх резерва 3% не моделировались; сегмент корпораций и страховых не включён — резерв сверх плана.</w:t>
       </w:r>
     </w:p>
     <w:p>
@@ -4310,9 +3515,10 @@
             </w:r>
             <w:r>
               <w:rPr>
-                <w:sz w:val="18"/>
-              </w:rPr>
-              <w:t>Розничный спрос не подтверждается — продано меньше половины партии</w:t>
+                <w:b/>
+                <w:sz w:val="18"/>
+              </w:rPr>
+              <w:t>Оговорка о приказе: поликлиники не закупают без зачёта наблюдения и баллов</w:t>
             </w:r>
           </w:p>
         </w:tc>
@@ -4328,7 +3534,6 @@
             </w:r>
             <w:r>
               <w:rPr>
-                <w:b/>
                 <w:sz w:val="18"/>
               </w:rPr>
               <w:t>ключевой риск варианта</w:t>
@@ -4349,7 +3554,7 @@
               <w:rPr>
                 <w:sz w:val="18"/>
               </w:rPr>
-              <w:t>пилот 500 штук через Eternity до заказа 10 000; жёсткий критерий продолжения (продажи пилота, конверсия канала); партия заказывается только после пилота</w:t>
+              <w:t>юридическое заключение о рамке закупа и статусе панели («программа приверженности»); два-три разговора с главными врачами ДО заказа партии; готовность перераспределить партию в розницу</w:t>
             </w:r>
           </w:p>
         </w:tc>
@@ -4369,7 +3574,7 @@
               <w:rPr>
                 <w:sz w:val="18"/>
               </w:rPr>
-              <w:t>Поликлиничный трек: слабая мотивация закупа и уязвимость при проверке</w:t>
+              <w:t>Проверяющие оспаривают закуп или работу панели</w:t>
             </w:r>
           </w:p>
         </w:tc>
@@ -4387,7 +3592,7 @@
               <w:rPr>
                 <w:sz w:val="18"/>
               </w:rPr>
-              <w:t>средний; трек — опция, не опора</w:t>
+              <w:t>средний, юридически критичный</w:t>
             </w:r>
           </w:p>
         </w:tc>
@@ -4405,7 +3610,7 @@
               <w:rPr>
                 <w:sz w:val="18"/>
               </w:rPr>
-              <w:t>юридическое заключение о рамке закупа («программа приверженности»); два-три разговора с главными врачами; в базовый расчёт не включать</w:t>
+              <w:t>договорная рамка «информационный сервис», данные не в медкарте; заключение юриста; при обострении — ускорить этап 2 (регистрацию)</w:t>
             </w:r>
           </w:p>
         </w:tc>
@@ -4461,7 +3666,7 @@
               <w:rPr>
                 <w:sz w:val="18"/>
               </w:rPr>
-              <w:t>санитарный словарь формулировок, юридическая вычитка упаковки, приложения и карточек магазина до релиза; обучение всех, кто пишет тексты</w:t>
+              <w:t>санитарный словарь; юридическая вычитка упаковки, приложения, панели и карточек магазинов до релиза</w:t>
             </w:r>
           </w:p>
         </w:tc>
@@ -4481,7 +3686,7 @@
               <w:rPr>
                 <w:sz w:val="18"/>
               </w:rPr>
-              <w:t>Завод не даёт доступ к данным или гонит данные через своё облако</w:t>
+              <w:t>Розничный спрос слабее плана</w:t>
             </w:r>
           </w:p>
         </w:tc>
@@ -4499,7 +3704,7 @@
               <w:rPr>
                 <w:sz w:val="18"/>
               </w:rPr>
-              <w:t>ключевой, блокирующий (общий с вариантом А)</w:t>
+              <w:t>средний</w:t>
             </w:r>
           </w:p>
         </w:tc>
@@ -4517,7 +3722,7 @@
               <w:rPr>
                 <w:sz w:val="18"/>
               </w:rPr>
-              <w:t>проверка комплекта разработчика до предоплаты; аудит сетевого трафика прошивки на стенде</w:t>
+              <w:t>пилот 500 штук (Eternity) до заказа партии; канал приложения с нулевой стоимостью привлечения</w:t>
             </w:r>
           </w:p>
         </w:tc>
@@ -4537,7 +3742,7 @@
               <w:rPr>
                 <w:sz w:val="18"/>
               </w:rPr>
-              <w:t>Конкурент повторяет модель</w:t>
+              <w:t>Завод не даёт доступ к данным или гонит их через своё облако</w:t>
             </w:r>
           </w:p>
         </w:tc>
@@ -4555,7 +3760,7 @@
               <w:rPr>
                 <w:sz w:val="18"/>
               </w:rPr>
-              <w:t>высокий: барьера нет</w:t>
+              <w:t>ключевой, блокирующий</w:t>
             </w:r>
           </w:p>
         </w:tc>
@@ -4573,7 +3778,7 @@
               <w:rPr>
                 <w:sz w:val="18"/>
               </w:rPr>
-              <w:t>скорость и канал: выйти первыми, занять полку в приложении; интеграцию с медкартой конкурент без Damumed не повторит</w:t>
+              <w:t>проверка комплекта разработчика до предоплаты; аудит сетевого трафика прошивки на стенде</w:t>
             </w:r>
           </w:p>
         </w:tc>
@@ -4593,7 +3798,7 @@
               <w:rPr>
                 <w:sz w:val="18"/>
               </w:rPr>
-              <w:t>Код товарной номенклатуры и пошлина отличаются от заложенных</w:t>
+              <w:t>Конкурент начинает регистрацию и занимает нишу медизделия</w:t>
             </w:r>
           </w:p>
         </w:tc>
@@ -4611,7 +3816,7 @@
               <w:rPr>
                 <w:sz w:val="18"/>
               </w:rPr>
-              <w:t>средний</w:t>
+              <w:t>средний, стратегический</w:t>
             </w:r>
           </w:p>
         </w:tc>
@@ -4629,7 +3834,7 @@
               <w:rPr>
                 <w:sz w:val="18"/>
               </w:rPr>
-              <w:t>предварительное классификационное решение Комитета госдоходов до контракта</w:t>
+              <w:t>держать путь к этапу 2 открытым (завод с ISO 13485); решение о регистрации — не позже двух-трёх месяцев после старта продаж</w:t>
             </w:r>
           </w:p>
         </w:tc>
@@ -4649,7 +3854,7 @@
               <w:rPr>
                 <w:sz w:val="18"/>
               </w:rPr>
-              <w:t>Пациенты не носят браслет</w:t>
+              <w:t>Код номенклатуры и пошлина отличаются от заложенных</w:t>
             </w:r>
           </w:p>
         </w:tc>
@@ -4667,7 +3872,7 @@
               <w:rPr>
                 <w:sz w:val="18"/>
               </w:rPr>
-              <w:t>средний (общий с вариантом А)</w:t>
+              <w:t>средний</w:t>
             </w:r>
           </w:p>
         </w:tc>
@@ -4685,7 +3890,7 @@
               <w:rPr>
                 <w:sz w:val="18"/>
               </w:rPr>
-              <w:t>метрика доли ночей с данными в пилоте; вариативность ремешков; напоминания</w:t>
+              <w:t>предварительное классификационное решение Комитета госдоходов до контракта</w:t>
             </w:r>
           </w:p>
         </w:tc>
@@ -4705,7 +3910,7 @@
               <w:rPr>
                 <w:sz w:val="18"/>
               </w:rPr>
-              <w:t>Возврат к регистрации потребует смены завода</w:t>
+              <w:t>Пациенты не носят браслет</w:t>
             </w:r>
           </w:p>
         </w:tc>
@@ -4723,7 +3928,7 @@
               <w:rPr>
                 <w:sz w:val="18"/>
               </w:rPr>
-              <w:t>средний, если выбран завод без системы качества</w:t>
+              <w:t>средний</w:t>
             </w:r>
           </w:p>
         </w:tc>
@@ -4741,7 +3946,7 @@
               <w:rPr>
                 <w:sz w:val="18"/>
               </w:rPr>
-              <w:t>решить стратегический вопрос (раздел 1.6) до выбора завода; J-Style сохраняет путь к удостоверению</w:t>
+              <w:t>доля ночей с данными как главная метрика пилота; вариативность ремешков; напоминания</w:t>
             </w:r>
           </w:p>
         </w:tc>
@@ -4764,10 +3969,10 @@
         <w:rPr>
           <w:b/>
         </w:rPr>
-        <w:t>Скорость и раннюю проверку.</w:t>
+        <w:t>Ту же конструкцию, что вариант А, — раньше и дешевле.</w:t>
       </w:r>
       <w:r>
-        <w:t xml:space="preserve"> Через полгода после контракта устройство продаётся, через год есть фактические данные о спросе, ношении и оттоке. Проект возвращает деньги с 11-го месяца — раньше, чем в варианте А появилась бы первая выручка.</w:t>
+        <w:t xml:space="preserve"> Датчик за 4 тысячи тенге, раздел пациента, панель врача, две модели продаж — всё работает с 6-го месяца, при вложениях 43 млн вместо 58. К моменту, когда в варианте А только пришло бы удостоверение, здесь партия распродана и проект в плюсе.</w:t>
       </w:r>
     </w:p>
     <w:p>
@@ -4775,10 +3980,10 @@
         <w:rPr>
           <w:b/>
         </w:rPr>
-        <w:t>Меньшую ставку.</w:t>
+        <w:t>Фактические данные вместо прогнозов.</w:t>
       </w:r>
       <w:r>
-        <w:t xml:space="preserve"> 43 млн тенге вложений против 58, и почти безграничный запас по цене завода. Худший исход при провале спроса — распродажа остатка партии по себестоимости, что резко сокращает убыток.</w:t>
+        <w:t xml:space="preserve"> Год реальных продаж отвечает на вопросы, которые сейчас закрыты допущениями: закупают ли поликлиники без баллов, какова конверсия канала приложения, носят ли пациенты браслет.</w:t>
       </w:r>
     </w:p>
     <w:p>
@@ -4786,10 +3991,10 @@
         <w:rPr>
           <w:b/>
         </w:rPr>
-        <w:t>Опцион на медицинскую стратегию.</w:t>
+        <w:t>Опцион на регистрацию.</w:t>
       </w:r>
       <w:r>
-        <w:t xml:space="preserve"> Вариант Б не сжигает вариант А: прошивка и датчики те же, регистрацию можно начать в любой момент по фактическим данным первого года. Сожжённым остаётся только время: конкурент, начавший регистрацию сейчас, получит удостоверение на полтора года раньше нас.</w:t>
+        <w:t xml:space="preserve"> Этап 2 доступен в любой момент и переводит панель врача в официальный контур без переделки продукта.</w:t>
       </w:r>
     </w:p>
     <w:p>
@@ -4800,7 +4005,7 @@
         <w:t>Чего вариант не даёт.</w:t>
       </w:r>
       <w:r>
-        <w:t xml:space="preserve"> Позиции «единственное носимое медизделие страны», канала поликлиник с миллионами диспансерных пациентов, права говорить о медицине и барьера от копирования. Стратегическая ценность проекта для Damumed — встроенность в медицинский контур — в варианте Б не реализуется, а откладывается.</w:t>
+        <w:t xml:space="preserve"> Официального статуса дистанционного наблюдения, баллов стимулирующего компонента для поликлиник, права говорить о медицине, барьера от копирования — и определённости: главный канал работает под правовой оговоркой, которую снимает только удостоверение.</w:t>
       </w:r>
     </w:p>
     <w:p>
@@ -4913,7 +4118,7 @@
               <w:rPr>
                 <w:sz w:val="18"/>
               </w:rPr>
-              <w:t>Старт продаж</w:t>
+              <w:t>Продукт, цены, каналы</w:t>
             </w:r>
           </w:p>
         </w:tc>
@@ -4931,7 +4136,7 @@
               <w:rPr>
                 <w:sz w:val="18"/>
               </w:rPr>
-              <w:t>месяц 16</w:t>
+              <w:t>браслет + приложение + панель врача; 70/30</w:t>
             </w:r>
           </w:p>
         </w:tc>
@@ -4950,7 +4155,7 @@
                 <w:b/>
                 <w:sz w:val="18"/>
               </w:rPr>
-              <w:t>месяц 6</w:t>
+              <w:t>те же</w:t>
             </w:r>
           </w:p>
         </w:tc>
@@ -4970,7 +4175,7 @@
               <w:rPr>
                 <w:sz w:val="18"/>
               </w:rPr>
-              <w:t>Вложения (партия + прочее)</w:t>
+              <w:t>Старт продаж</w:t>
             </w:r>
           </w:p>
         </w:tc>
@@ -4988,7 +4193,7 @@
               <w:rPr>
                 <w:sz w:val="18"/>
               </w:rPr>
-              <w:t>58 млн ₸</w:t>
+              <w:t>месяц 16</w:t>
             </w:r>
           </w:p>
         </w:tc>
@@ -5007,7 +4212,7 @@
                 <w:b/>
                 <w:sz w:val="18"/>
               </w:rPr>
-              <w:t>43 млн ₸</w:t>
+              <w:t>месяц 6</w:t>
             </w:r>
           </w:p>
         </w:tc>
@@ -5027,7 +4232,7 @@
               <w:rPr>
                 <w:sz w:val="18"/>
               </w:rPr>
-              <w:t>Результат к 24-му месяцу</w:t>
+              <w:t>Вложения</w:t>
             </w:r>
           </w:p>
         </w:tc>
@@ -5045,7 +4250,7 @@
               <w:rPr>
                 <w:sz w:val="18"/>
               </w:rPr>
-              <w:t>+20 млн ₸</w:t>
+              <w:t>58 млн ₸</w:t>
             </w:r>
           </w:p>
         </w:tc>
@@ -5064,13 +4269,7 @@
                 <w:b/>
                 <w:sz w:val="18"/>
               </w:rPr>
-              <w:t>+79 млн ₸</w:t>
-            </w:r>
-            <w:r>
-              <w:rPr>
-                <w:sz w:val="18"/>
-              </w:rPr>
-              <w:t xml:space="preserve"> (если партия продана)</w:t>
+              <w:t>43 млн ₸</w:t>
             </w:r>
           </w:p>
         </w:tc>
@@ -5090,7 +4289,7 @@
               <w:rPr>
                 <w:sz w:val="18"/>
               </w:rPr>
-              <w:t>Окупаемость</w:t>
+              <w:t>Результат к 24-му месяцу</w:t>
             </w:r>
           </w:p>
         </w:tc>
@@ -5108,7 +4307,7 @@
               <w:rPr>
                 <w:sz w:val="18"/>
               </w:rPr>
-              <w:t>месяц 21</w:t>
+              <w:t>+20 млн ₸</w:t>
             </w:r>
           </w:p>
         </w:tc>
@@ -5127,7 +4326,13 @@
                 <w:b/>
                 <w:sz w:val="18"/>
               </w:rPr>
-              <w:t>месяц 11</w:t>
+              <w:t>+76,2 млн ₸</w:t>
+            </w:r>
+            <w:r>
+              <w:rPr>
+                <w:sz w:val="18"/>
+              </w:rPr>
+              <w:t xml:space="preserve"> — под оговоркой о приказе</w:t>
             </w:r>
           </w:p>
         </w:tc>
@@ -5147,7 +4352,7 @@
               <w:rPr>
                 <w:sz w:val="18"/>
               </w:rPr>
-              <w:t>Каналы</w:t>
+              <w:t>Окупаемость</w:t>
             </w:r>
           </w:p>
         </w:tc>
@@ -5163,10 +4368,9 @@
             </w:r>
             <w:r>
               <w:rPr>
-                <w:b/>
-                <w:sz w:val="18"/>
-              </w:rPr>
-              <w:t>поликлиники + розница</w:t>
+                <w:sz w:val="18"/>
+              </w:rPr>
+              <w:t>месяц 21</w:t>
             </w:r>
           </w:p>
         </w:tc>
@@ -5182,9 +4386,10 @@
             </w:r>
             <w:r>
               <w:rPr>
-                <w:sz w:val="18"/>
-              </w:rPr>
-              <w:t>розница + поликлиники с оговоркой (без официального наблюдения — рисковый трек)</w:t>
+                <w:b/>
+                <w:sz w:val="18"/>
+              </w:rPr>
+              <w:t>месяц 9</w:t>
             </w:r>
           </w:p>
         </w:tc>
@@ -5204,7 +4409,7 @@
               <w:rPr>
                 <w:sz w:val="18"/>
               </w:rPr>
-              <w:t>Подстраховка спроса</w:t>
+              <w:t>Статус наблюдения у поликлиник</w:t>
             </w:r>
           </w:p>
         </w:tc>
@@ -5223,7 +4428,7 @@
                 <w:b/>
                 <w:sz w:val="18"/>
               </w:rPr>
-              <w:t>закуп поликлиник (70% партии)</w:t>
+              <w:t>официальный: зачёт, баллы, исполнение ДСМ-39</w:t>
             </w:r>
           </w:p>
         </w:tc>
@@ -5241,7 +4446,7 @@
               <w:rPr>
                 <w:sz w:val="18"/>
               </w:rPr>
-              <w:t>частичная — если рисковый поликлиничный трек состоится; безубыточность — 50% партии</w:t>
+              <w:t>нет: информационный сервис, без зачёта и баллов</w:t>
             </w:r>
           </w:p>
         </w:tc>
@@ -5261,7 +4466,7 @@
               <w:rPr>
                 <w:sz w:val="18"/>
               </w:rPr>
-              <w:t>Повторная выручка</w:t>
+              <w:t>Данные в медкарте и цифровых системах</w:t>
             </w:r>
           </w:p>
         </w:tc>
@@ -5280,13 +4485,7 @@
                 <w:b/>
                 <w:sz w:val="18"/>
               </w:rPr>
-              <w:t>4,1 млн ₸/мес</w:t>
-            </w:r>
-            <w:r>
-              <w:rPr>
-                <w:sz w:val="18"/>
-              </w:rPr>
-              <w:t xml:space="preserve"> (модуль + подписки)</w:t>
+              <w:t>да</w:t>
             </w:r>
           </w:p>
         </w:tc>
@@ -5304,7 +4503,7 @@
               <w:rPr>
                 <w:sz w:val="18"/>
               </w:rPr>
-              <w:t>2,1 млн ₸/мес (только подписки)</w:t>
+              <w:t>нет — панель рядом с системой</w:t>
             </w:r>
           </w:p>
         </w:tc>
@@ -5324,7 +4523,7 @@
               <w:rPr>
                 <w:sz w:val="18"/>
               </w:rPr>
-              <w:t>Право говорить о медицине</w:t>
+              <w:t>Устойчивость поликлиничного канала</w:t>
             </w:r>
           </w:p>
         </w:tc>
@@ -5343,7 +4542,7 @@
                 <w:b/>
                 <w:sz w:val="18"/>
               </w:rPr>
-              <w:t>да</w:t>
+              <w:t>правовая опора</w:t>
             </w:r>
           </w:p>
         </w:tc>
@@ -5361,7 +4560,7 @@
               <w:rPr>
                 <w:sz w:val="18"/>
               </w:rPr>
-              <w:t>нет</w:t>
+              <w:t>правовая оговорка: уязвим при проверке; худший сценарий −31,8 млн</w:t>
             </w:r>
           </w:p>
         </w:tc>
@@ -5381,7 +4580,7 @@
               <w:rPr>
                 <w:sz w:val="18"/>
               </w:rPr>
-              <w:t>Рекламный аргумент</w:t>
+              <w:t>Право говорить о медицине</w:t>
             </w:r>
           </w:p>
         </w:tc>
@@ -5400,7 +4599,7 @@
                 <w:b/>
                 <w:sz w:val="18"/>
               </w:rPr>
-              <w:t>«медизделие дешевле фитнес-браслета»</w:t>
+              <w:t>да</w:t>
             </w:r>
           </w:p>
         </w:tc>
@@ -5418,7 +4617,7 @@
               <w:rPr>
                 <w:sz w:val="18"/>
               </w:rPr>
-              <w:t>«показатели там же, где медкарта»</w:t>
+              <w:t>нет — язык благополучия</w:t>
             </w:r>
           </w:p>
         </w:tc>
@@ -5438,7 +4637,7 @@
               <w:rPr>
                 <w:sz w:val="18"/>
               </w:rPr>
-              <w:t>Исполнение приказа ДСМ-39 для поликлиник</w:t>
+              <w:t>Барьер для конкурентов</w:t>
             </w:r>
           </w:p>
         </w:tc>
@@ -5457,7 +4656,7 @@
                 <w:b/>
                 <w:sz w:val="18"/>
               </w:rPr>
-              <w:t>да</w:t>
+              <w:t>18 месяцев регистрации</w:t>
             </w:r>
           </w:p>
         </w:tc>
@@ -5495,7 +4694,7 @@
               <w:rPr>
                 <w:sz w:val="18"/>
               </w:rPr>
-              <w:t>Барьер для конкурентов</w:t>
+              <w:t>Повторная выручка</w:t>
             </w:r>
           </w:p>
         </w:tc>
@@ -5511,10 +4710,9 @@
             </w:r>
             <w:r>
               <w:rPr>
-                <w:b/>
-                <w:sz w:val="18"/>
-              </w:rPr>
-              <w:t>18 месяцев регистрации</w:t>
+                <w:sz w:val="18"/>
+              </w:rPr>
+              <w:t>4,1 млн ₸/мес</w:t>
             </w:r>
           </w:p>
         </w:tc>
@@ -5532,7 +4730,7 @@
               <w:rPr>
                 <w:sz w:val="18"/>
               </w:rPr>
-              <w:t>нет</w:t>
+              <w:t>4,1 млн ₸/мес</w:t>
             </w:r>
           </w:p>
         </w:tc>
@@ -5588,7 +4786,7 @@
               <w:rPr>
                 <w:sz w:val="18"/>
               </w:rPr>
-              <w:t>розничный спрос</w:t>
+              <w:t>оговорка о приказе: закуп поликлиник без зачёта</w:t>
             </w:r>
           </w:p>
         </w:tc>
@@ -5608,7 +4806,7 @@
               <w:rPr>
                 <w:sz w:val="18"/>
               </w:rPr>
-              <w:t>Запас по цене завода</w:t>
+              <w:t>Путь к другому варианту</w:t>
             </w:r>
           </w:p>
         </w:tc>
@@ -5626,7 +4824,7 @@
               <w:rPr>
                 <w:sz w:val="18"/>
               </w:rPr>
-              <w:t>до $11,5</w:t>
+              <w:t>—</w:t>
             </w:r>
           </w:p>
         </w:tc>
@@ -5645,121 +4843,7 @@
                 <w:b/>
                 <w:sz w:val="18"/>
               </w:rPr>
-              <w:t>выше $17</w:t>
-            </w:r>
-          </w:p>
-        </w:tc>
-      </w:tr>
-      <w:tr>
-        <w:tc>
-          <w:tcPr>
-            <w:tcW w:type="dxa" w:w="3324"/>
-          </w:tcPr>
-          <w:p>
-            <w:r>
-              <w:rPr>
-                <w:sz w:val="18"/>
-              </w:rPr>
-            </w:r>
-            <w:r>
-              <w:rPr>
-                <w:sz w:val="18"/>
-              </w:rPr>
-              <w:t>Регуляторные расходы и сложность</w:t>
-            </w:r>
-          </w:p>
-        </w:tc>
-        <w:tc>
-          <w:tcPr>
-            <w:tcW w:type="dxa" w:w="3324"/>
-          </w:tcPr>
-          <w:p>
-            <w:r>
-              <w:rPr>
-                <w:sz w:val="18"/>
-              </w:rPr>
-            </w:r>
-            <w:r>
-              <w:rPr>
-                <w:sz w:val="18"/>
-              </w:rPr>
-              <w:t>высокие</w:t>
-            </w:r>
-          </w:p>
-        </w:tc>
-        <w:tc>
-          <w:tcPr>
-            <w:tcW w:type="dxa" w:w="3324"/>
-          </w:tcPr>
-          <w:p>
-            <w:r>
-              <w:rPr>
-                <w:sz w:val="18"/>
-              </w:rPr>
-            </w:r>
-            <w:r>
-              <w:rPr>
-                <w:b/>
-                <w:sz w:val="18"/>
-              </w:rPr>
-              <w:t>минимальные</w:t>
-            </w:r>
-          </w:p>
-        </w:tc>
-      </w:tr>
-      <w:tr>
-        <w:tc>
-          <w:tcPr>
-            <w:tcW w:type="dxa" w:w="3324"/>
-          </w:tcPr>
-          <w:p>
-            <w:r>
-              <w:rPr>
-                <w:sz w:val="18"/>
-              </w:rPr>
-            </w:r>
-            <w:r>
-              <w:rPr>
-                <w:sz w:val="18"/>
-              </w:rPr>
-              <w:t>Стратегическая позиция Damumed</w:t>
-            </w:r>
-          </w:p>
-        </w:tc>
-        <w:tc>
-          <w:tcPr>
-            <w:tcW w:type="dxa" w:w="3324"/>
-          </w:tcPr>
-          <w:p>
-            <w:r>
-              <w:rPr>
-                <w:sz w:val="18"/>
-              </w:rPr>
-            </w:r>
-            <w:r>
-              <w:rPr>
-                <w:b/>
-                <w:sz w:val="18"/>
-              </w:rPr>
-              <w:t>уникальная ниша занята</w:t>
-            </w:r>
-          </w:p>
-        </w:tc>
-        <w:tc>
-          <w:tcPr>
-            <w:tcW w:type="dxa" w:w="3324"/>
-          </w:tcPr>
-          <w:p>
-            <w:r>
-              <w:rPr>
-                <w:sz w:val="18"/>
-              </w:rPr>
-            </w:r>
-            <w:r>
-              <w:rPr>
-                <w:sz w:val="18"/>
-              </w:rPr>
-              <w:t>ниша остаётся свободной для конкурента</w:t>
+              <w:t>регистрация вторым этапом в любой момент</w:t>
             </w:r>
           </w:p>
         </w:tc>
@@ -5774,40 +4858,17 @@
         <w:rPr>
           <w:color w:val="177A50"/>
         </w:rPr>
-        <w:t>11.2 Три способа прочитать эту таблицу</w:t>
+        <w:t>11.2 Как это читать</w:t>
       </w:r>
     </w:p>
     <w:p>
       <w:r>
-        <w:rPr>
-          <w:b/>
-        </w:rPr>
-        <w:t>Если верить в розничный спрос</w:t>
-      </w:r>
-      <w:r>
-        <w:t xml:space="preserve"> — вариант Б финансово сильнее по всем денежным метрикам: быстрее, дешевле, прибыльнее. Вся его конструкция держится на одном непроверенном числе — конверсии канала Damumed.</w:t>
+        <w:t>Вариант Б — это вариант А, сдвинутый на десять месяцев раньше ценой правовой определённости поликлиничного канала. Деньги за скорость: плюс 56 млн тенге разницы к 24-му месяцу. Плата: главный канал работает «на честном слове» программы приверженности, без зачёта, баллов и защиты от проверки — и ниша медизделия остаётся свободной.</w:t>
       </w:r>
     </w:p>
     <w:p>
       <w:r>
-        <w:rPr>
-          <w:b/>
-        </w:rPr>
-        <w:t>Если главная цель — стратегическая позиция</w:t>
-      </w:r>
-      <w:r>
-        <w:t xml:space="preserve"> (встроить Damumed в контур дистанционного наблюдения, занять пустую нишу медизделия, поставить барьер) — вариант А без альтернатив: всё это делает только регистрация.</w:t>
-      </w:r>
-    </w:p>
-    <w:p>
-      <w:r>
-        <w:rPr>
-          <w:b/>
-        </w:rPr>
-        <w:t>Двухэтапный путь совмещает</w:t>
-      </w:r>
-      <w:r>
-        <w:t xml:space="preserve"> и стоит дороже только временем: пилот 500 штук → розничный запуск Б → параллельно регистрация по фактическим данным → открытие поликлиник на втором году. Условие: завод выбирается по критериям варианта А уже сейчас (система качества, технический файл), иначе этап 2 начнётся со смены площадки. Цена этого пути — конкурентное окно: полтора года ниша медизделия остаётся никем не занятой, и старт конкурента в регистрацию обнуляет главный приз.</w:t>
+        <w:t>Оба варианта совместимы в двухэтапной конструкции: запуск по Б → регистрация по фактическим данным → перевод панели в официальный контур. Условие — завод с системой качества с самого начала. Риск конструкции — конкурентное окно: тот, кто начнёт регистрацию раньше, займёт нишу «единственного носимого медизделия».</w:t>
       </w:r>
     </w:p>
     <w:p>
@@ -5823,16 +4884,16 @@
     </w:p>
     <w:p>
       <w:r>
-        <w:t xml:space="preserve">Решение сводится к вопросу из раздела 1.6: </w:t>
+        <w:t xml:space="preserve">Решение упирается в одну проверку: </w:t>
       </w:r>
       <w:r>
         <w:rPr>
           <w:b/>
         </w:rPr>
-        <w:t>Б — самостоятельный путь или этап 1?</w:t>
+        <w:t>закупят ли поликлиники без зачёта наблюдения</w:t>
       </w:r>
       <w:r>
-        <w:t xml:space="preserve"> Аналитически осторожная конструкция выглядит так: пилот 500 штук (проверка спроса и ношения, 6–7 тысяч долларов), выбор завода с системой качества, и решение о регистрации — по данным пилота, не откладывая его дольше чем на два-три месяца после старта продаж. Это сохраняет скорость варианта Б и не отдаёт нишу варианта А.</w:t>
+        <w:t>. Она бесплатна и быстра — два-три разговора с главными врачами плюс заключение юриста о рамке закупа. Ответ «да» делает вариант Б финансово очевидным (при открытом пути к этапу 2); ответ «нет» возвращает к варианту А, где мотивация поликлиник обеспечена приказом и баллами.</w:t>
       </w:r>
     </w:p>
     <w:p>
@@ -5854,10 +4915,10 @@
         <w:rPr>
           <w:b/>
         </w:rPr>
-        <w:t>Конверсия канала приложения Damumed</w:t>
+        <w:t>Готовность поликлиник закупать без зачёта и баллов</w:t>
       </w:r>
       <w:r>
-        <w:t xml:space="preserve"> — главное непроверенное число всего варианта. Закрывается пилотной партией 500 штук; критерии успеха задать до пилота.</w:t>
+        <w:t xml:space="preserve"> — главная проверка варианта; два-три разговора с главными врачами до заказа партии.</w:t>
       </w:r>
     </w:p>
     <w:p>
@@ -5868,15 +4929,29 @@
         <w:rPr>
           <w:b/>
         </w:rPr>
-        <w:t>Реальная закупочная цена по нашей спецификации</w:t>
+        <w:t>Юридическая рамка</w:t>
       </w:r>
       <w:r>
-        <w:t xml:space="preserve"> — после запроса предложений (шаблон готов; тот же, что в варианте А, без регуляторного раздела).</w:t>
+        <w:t>: заключение о закупе браслетов поликлиниками и статусе панели врача вне контура дистанционных медуслуг («программа приверженности»); санитарный словарь формулировок.</w:t>
       </w:r>
     </w:p>
     <w:p>
       <w:r>
         <w:t xml:space="preserve">3. </w:t>
+      </w:r>
+      <w:r>
+        <w:rPr>
+          <w:b/>
+        </w:rPr>
+        <w:t>Реальная закупочная цена по нашей спецификации</w:t>
+      </w:r>
+      <w:r>
+        <w:t xml:space="preserve"> — после запроса предложений.</w:t>
+      </w:r>
+    </w:p>
+    <w:p>
+      <w:r>
+        <w:t xml:space="preserve">4. </w:t>
       </w:r>
       <w:r>
         <w:rPr>
@@ -5890,30 +4965,16 @@
     </w:p>
     <w:p>
       <w:r>
-        <w:t xml:space="preserve">4. </w:t>
-      </w:r>
-      <w:r>
-        <w:rPr>
-          <w:b/>
-        </w:rPr>
-        <w:t>Юридическая граница формулировок</w:t>
-      </w:r>
-      <w:r>
-        <w:t xml:space="preserve"> — заключение юриста по упаковке, разделу приложения и карточкам магазинов; санитарный словарь для всех текстов.</w:t>
-      </w:r>
-    </w:p>
-    <w:p>
-      <w:r>
         <w:t xml:space="preserve">5. </w:t>
       </w:r>
       <w:r>
         <w:rPr>
           <w:b/>
         </w:rPr>
-        <w:t>Требования техрегламентов для радиоэлектроники</w:t>
+        <w:t>Конверсия розничного канала приложения</w:t>
       </w:r>
       <w:r>
-        <w:t xml:space="preserve"> (электромагнитная совместимость, Bluetooth) — процедуры и сроки не изучались (общий пробел с вариантом А).</w:t>
+        <w:t xml:space="preserve"> — пилот 500 штук, критерии успеха задать заранее.</w:t>
       </w:r>
     </w:p>
     <w:p>
@@ -5924,10 +4985,10 @@
         <w:rPr>
           <w:b/>
         </w:rPr>
-        <w:t>Партионная экономика Kaspi</w:t>
+        <w:t>Требования техрегламентов</w:t>
       </w:r>
       <w:r>
-        <w:t xml:space="preserve"> — фактическая комиссия категории и полная нагрузка канала по котировке, не по публичному прайсу.</w:t>
+        <w:t xml:space="preserve"> (электромагнитная совместимость, Bluetooth) — не изучались.</w:t>
       </w:r>
     </w:p>
     <w:p>
@@ -5938,10 +4999,10 @@
         <w:rPr>
           <w:b/>
         </w:rPr>
-        <w:t>Интерес страховых и работодателей</w:t>
+        <w:t>Ответ ННЦРЗ</w:t>
       </w:r>
       <w:r>
-        <w:t xml:space="preserve"> к партиям для программ благополучия — два-три разговора; сегмент в расчёт не включён и может стать запасом роста.</w:t>
+        <w:t xml:space="preserve"> на отправленный запрос (статистика диспансерных групп, тарифы) — уточнит клиническую рамку обоих вариантов.</w:t>
       </w:r>
     </w:p>
     <w:sectPr>
